--- a/高中物理/高中物理同步/人教版必修3 第9章 静电场及其应用·简单卷（10题）.docx
+++ b/高中物理/高中物理同步/人教版必修3 第9章 静电场及其应用·简单卷（10题）.docx
@@ -399,7 +399,7 @@
         <w:spacing w:line="300" w:lineRule="auto" w:before="0" w:after="0"/>
         <w:jc w:val="left"/>
         <w:rPr>
-          <w:rFonts w:ascii="Times New Roman" w:eastAsia="Times New Roman" w:hAnsi="Times New Roman" w:cs="Times New Roman"/>
+          <w:rFonts w:ascii="Times New Roman" w:eastAsia="宋体" w:hAnsi="Times New Roman" w:cs="Times New Roman"/>
           <w:i/>
           <w:sz w:val="21"/>
           <w:szCs w:val="21"/>
@@ -579,7 +579,7 @@
         <w:spacing w:line="300" w:lineRule="auto" w:before="0" w:after="0"/>
         <w:jc w:val="left"/>
         <w:rPr>
-          <w:rFonts w:ascii="Times New Roman" w:eastAsia="Times New Roman" w:hAnsi="Times New Roman" w:cs="Times New Roman"/>
+          <w:rFonts w:ascii="Times New Roman" w:eastAsia="宋体" w:hAnsi="Times New Roman" w:cs="Times New Roman"/>
           <w:i/>
           <w:sz w:val="21"/>
           <w:szCs w:val="21"/>
@@ -742,7 +742,7 @@
         <w:spacing w:line="300" w:lineRule="auto" w:before="0" w:after="0"/>
         <w:jc w:val="left"/>
         <w:rPr>
-          <w:rFonts w:ascii="Times New Roman" w:eastAsia="Times New Roman" w:hAnsi="Times New Roman" w:cs="Times New Roman"/>
+          <w:rFonts w:ascii="Times New Roman" w:eastAsia="宋体" w:hAnsi="Times New Roman" w:cs="Times New Roman"/>
           <w:i/>
           <w:sz w:val="21"/>
           <w:szCs w:val="21"/>
@@ -889,7 +889,7 @@
         <w:spacing w:line="300" w:lineRule="auto" w:before="0" w:after="0"/>
         <w:jc w:val="left"/>
         <w:rPr>
-          <w:rFonts w:ascii="Times New Roman" w:eastAsia="Times New Roman" w:hAnsi="Times New Roman" w:cs="Times New Roman"/>
+          <w:rFonts w:ascii="Times New Roman" w:eastAsia="宋体" w:hAnsi="Times New Roman" w:cs="Times New Roman"/>
           <w:i/>
           <w:sz w:val="21"/>
           <w:szCs w:val="21"/>
@@ -918,7 +918,7 @@
         <w:spacing w:line="300" w:lineRule="auto" w:before="0" w:after="0"/>
         <w:jc w:val="left"/>
         <w:rPr>
-          <w:rFonts w:ascii="Times New Roman" w:eastAsia="Times New Roman" w:hAnsi="Times New Roman" w:cs="Times New Roman"/>
+          <w:rFonts w:ascii="Times New Roman" w:eastAsia="宋体" w:hAnsi="Times New Roman" w:cs="Times New Roman"/>
           <w:i/>
           <w:sz w:val="21"/>
           <w:szCs w:val="21"/>
@@ -1207,7 +1207,7 @@
         <w:spacing w:line="300" w:lineRule="auto" w:before="0" w:after="0"/>
         <w:jc w:val="left"/>
         <w:rPr>
-          <w:rFonts w:ascii="Times New Roman" w:eastAsia="Times New Roman" w:hAnsi="Times New Roman" w:cs="Times New Roman"/>
+          <w:rFonts w:ascii="Times New Roman" w:eastAsia="宋体" w:hAnsi="Times New Roman" w:cs="Times New Roman"/>
           <w:i/>
           <w:sz w:val="21"/>
           <w:szCs w:val="21"/>
@@ -1295,7 +1295,7 @@
         <w:spacing w:line="300" w:lineRule="auto" w:before="0" w:after="0"/>
         <w:jc w:val="left"/>
         <w:rPr>
-          <w:rFonts w:ascii="Times New Roman" w:eastAsia="Times New Roman" w:hAnsi="Times New Roman" w:cs="Times New Roman"/>
+          <w:rFonts w:ascii="Times New Roman" w:eastAsia="宋体" w:hAnsi="Times New Roman" w:cs="Times New Roman"/>
           <w:i/>
           <w:sz w:val="21"/>
           <w:szCs w:val="21"/>
@@ -1391,7 +1391,7 @@
         <w:spacing w:line="300" w:lineRule="auto" w:before="0" w:after="0"/>
         <w:jc w:val="left"/>
         <w:rPr>
-          <w:rFonts w:ascii="Times New Roman" w:eastAsia="Times New Roman" w:hAnsi="Times New Roman" w:cs="Times New Roman"/>
+          <w:rFonts w:ascii="Times New Roman" w:eastAsia="宋体" w:hAnsi="Times New Roman" w:cs="Times New Roman"/>
           <w:i/>
           <w:sz w:val="21"/>
           <w:szCs w:val="21"/>
@@ -1420,7 +1420,7 @@
         <w:spacing w:line="300" w:lineRule="auto" w:before="0" w:after="0"/>
         <w:jc w:val="left"/>
         <w:rPr>
-          <w:rFonts w:ascii="Times New Roman" w:eastAsia="Times New Roman" w:hAnsi="Times New Roman" w:cs="Times New Roman"/>
+          <w:rFonts w:ascii="Times New Roman" w:eastAsia="宋体" w:hAnsi="Times New Roman" w:cs="Times New Roman"/>
           <w:i/>
           <w:sz w:val="21"/>
           <w:szCs w:val="21"/>
@@ -1457,7 +1457,7 @@
         <w:spacing w:line="300" w:lineRule="auto" w:before="0" w:after="0"/>
         <w:jc w:val="left"/>
         <w:rPr>
-          <w:rFonts w:ascii="Times New Roman" w:eastAsia="Times New Roman" w:hAnsi="Times New Roman" w:cs="Times New Roman"/>
+          <w:rFonts w:ascii="Times New Roman" w:eastAsia="宋体" w:hAnsi="Times New Roman" w:cs="Times New Roman"/>
           <w:i/>
           <w:sz w:val="21"/>
           <w:szCs w:val="21"/>
@@ -1478,7 +1478,7 @@
         <w:spacing w:line="300" w:lineRule="auto" w:before="0" w:after="0"/>
         <w:jc w:val="left"/>
         <w:rPr>
-          <w:rFonts w:ascii="Times New Roman" w:eastAsia="Times New Roman" w:hAnsi="Times New Roman" w:cs="Times New Roman"/>
+          <w:rFonts w:ascii="Times New Roman" w:eastAsia="宋体" w:hAnsi="Times New Roman" w:cs="Times New Roman"/>
           <w:i/>
           <w:sz w:val="21"/>
           <w:szCs w:val="21"/>
@@ -1499,7 +1499,7 @@
         <w:spacing w:line="300" w:lineRule="auto" w:before="0" w:after="0"/>
         <w:jc w:val="left"/>
         <w:rPr>
-          <w:rFonts w:ascii="Times New Roman" w:eastAsia="Times New Roman" w:hAnsi="Times New Roman" w:cs="Times New Roman"/>
+          <w:rFonts w:ascii="Times New Roman" w:eastAsia="宋体" w:hAnsi="Times New Roman" w:cs="Times New Roman"/>
           <w:i/>
           <w:sz w:val="21"/>
           <w:szCs w:val="21"/>
@@ -2772,7 +2772,7 @@
         <w:spacing w:line="300" w:lineRule="auto" w:before="0" w:after="0"/>
         <w:jc w:val="left"/>
         <w:rPr>
-          <w:rFonts w:ascii="Times New Roman" w:eastAsia="Times New Roman" w:hAnsi="Times New Roman" w:cs="Times New Roman"/>
+          <w:rFonts w:ascii="Times New Roman" w:eastAsia="宋体" w:hAnsi="Times New Roman" w:cs="Times New Roman"/>
           <w:i/>
           <w:sz w:val="21"/>
           <w:szCs w:val="21"/>
@@ -2845,7 +2845,7 @@
         <w:spacing w:line="300" w:lineRule="auto" w:before="0" w:after="0"/>
         <w:jc w:val="left"/>
         <w:rPr>
-          <w:rFonts w:ascii="Times New Roman" w:eastAsia="Times New Roman" w:hAnsi="Times New Roman" w:cs="Times New Roman"/>
+          <w:rFonts w:ascii="Times New Roman" w:eastAsia="宋体" w:hAnsi="Times New Roman" w:cs="Times New Roman"/>
           <w:i/>
           <w:sz w:val="21"/>
           <w:szCs w:val="21"/>
@@ -2882,7 +2882,7 @@
         <w:spacing w:line="300" w:lineRule="auto" w:before="0" w:after="0"/>
         <w:jc w:val="left"/>
         <w:rPr>
-          <w:rFonts w:ascii="Times New Roman" w:eastAsia="Times New Roman" w:hAnsi="Times New Roman" w:cs="Times New Roman"/>
+          <w:rFonts w:ascii="Times New Roman" w:eastAsia="宋体" w:hAnsi="Times New Roman" w:cs="Times New Roman"/>
           <w:i/>
           <w:sz w:val="21"/>
           <w:szCs w:val="21"/>
@@ -4336,7 +4336,7 @@
         <w:spacing w:line="300" w:lineRule="auto" w:before="0" w:after="0"/>
         <w:jc w:val="left"/>
         <w:rPr>
-          <w:rFonts w:ascii="Times New Roman" w:eastAsia="Times New Roman" w:hAnsi="Times New Roman" w:cs="Times New Roman"/>
+          <w:rFonts w:ascii="Times New Roman" w:eastAsia="宋体" w:hAnsi="Times New Roman" w:cs="Times New Roman"/>
           <w:i/>
           <w:sz w:val="21"/>
           <w:szCs w:val="21"/>
@@ -4355,7 +4355,7 @@
           <m:num>
             <m:r>
               <w:rPr>
-                <w:rFonts w:ascii="Cambria Math" w:eastAsia="宋体" w:hAnsi="Cambria Math" w:cs="Cambria Math"/>
+                <w:rFonts w:ascii="Times New Roman" w:eastAsia="宋体" w:hAnsi="Times New Roman" w:cs="Cambria Math"/>
               </w:rPr>
               <m:t>F</m:t>
             </m:r>
@@ -4363,7 +4363,7 @@
           <m:den>
             <m:r>
               <w:rPr>
-                <w:rFonts w:ascii="Cambria Math" w:eastAsia="宋体" w:hAnsi="Cambria Math" w:cs="Cambria Math"/>
+                <w:rFonts w:ascii="Times New Roman" w:eastAsia="宋体" w:hAnsi="Times New Roman" w:cs="Cambria Math"/>
               </w:rPr>
               <m:t>8</m:t>
             </m:r>
@@ -4391,7 +4391,7 @@
           <m:num>
             <m:r>
               <w:rPr>
-                <w:rFonts w:ascii="Cambria Math" w:eastAsia="宋体" w:hAnsi="Cambria Math" w:cs="Cambria Math"/>
+                <w:rFonts w:ascii="Times New Roman" w:eastAsia="宋体" w:hAnsi="Times New Roman" w:cs="Cambria Math"/>
               </w:rPr>
               <m:t>F</m:t>
             </m:r>
@@ -4399,7 +4399,7 @@
           <m:den>
             <m:r>
               <w:rPr>
-                <w:rFonts w:ascii="Cambria Math" w:eastAsia="宋体" w:hAnsi="Cambria Math" w:cs="Cambria Math"/>
+                <w:rFonts w:ascii="Times New Roman" w:eastAsia="宋体" w:hAnsi="Times New Roman" w:cs="Cambria Math"/>
               </w:rPr>
               <m:t>4</m:t>
             </m:r>
@@ -4427,7 +4427,7 @@
           <m:num>
             <m:r>
               <w:rPr>
-                <w:rFonts w:ascii="Cambria Math" w:eastAsia="宋体" w:hAnsi="Cambria Math" w:cs="Cambria Math"/>
+                <w:rFonts w:ascii="Times New Roman" w:eastAsia="宋体" w:hAnsi="Times New Roman" w:cs="Cambria Math"/>
               </w:rPr>
               <m:t>F</m:t>
             </m:r>
@@ -4435,7 +4435,7 @@
           <m:den>
             <m:r>
               <w:rPr>
-                <w:rFonts w:ascii="Cambria Math" w:eastAsia="宋体" w:hAnsi="Cambria Math" w:cs="Cambria Math"/>
+                <w:rFonts w:ascii="Times New Roman" w:eastAsia="宋体" w:hAnsi="Times New Roman" w:cs="Cambria Math"/>
               </w:rPr>
               <m:t>2</m:t>
             </m:r>
@@ -4619,19 +4619,19 @@
       <m:oMath>
         <m:r>
           <w:rPr>
-            <w:rFonts w:ascii="Cambria Math" w:eastAsia="宋体" w:hAnsi="Cambria Math" w:cs="Cambria Math"/>
+            <w:rFonts w:ascii="Times New Roman" w:eastAsia="宋体" w:hAnsi="Times New Roman" w:cs="Cambria Math"/>
           </w:rPr>
           <m:t>F</m:t>
         </m:r>
         <m:r>
           <w:rPr>
-            <w:rFonts w:ascii="Cambria Math" w:eastAsia="宋体" w:hAnsi="Cambria Math" w:cs="Cambria Math"/>
+            <w:rFonts w:ascii="Times New Roman" w:eastAsia="宋体" w:hAnsi="Times New Roman" w:cs="Cambria Math"/>
           </w:rPr>
           <m:t>=</m:t>
         </m:r>
         <m:r>
           <w:rPr>
-            <w:rFonts w:ascii="Cambria Math" w:eastAsia="宋体" w:hAnsi="Cambria Math" w:cs="Cambria Math"/>
+            <w:rFonts w:ascii="Times New Roman" w:eastAsia="宋体" w:hAnsi="Times New Roman" w:cs="Cambria Math"/>
           </w:rPr>
           <m:t>k</m:t>
         </m:r>
@@ -4639,13 +4639,13 @@
           <m:num>
             <m:r>
               <w:rPr>
-                <w:rFonts w:ascii="Cambria Math" w:eastAsia="宋体" w:hAnsi="Cambria Math" w:cs="Cambria Math"/>
+                <w:rFonts w:ascii="Times New Roman" w:eastAsia="宋体" w:hAnsi="Times New Roman" w:cs="Cambria Math"/>
               </w:rPr>
               <m:t>q</m:t>
             </m:r>
             <m:r>
               <w:rPr>
-                <w:rFonts w:ascii="Cambria Math" w:eastAsia="宋体" w:hAnsi="Cambria Math" w:cs="Cambria Math"/>
+                <w:rFonts w:ascii="Times New Roman" w:eastAsia="宋体" w:hAnsi="Times New Roman" w:cs="Cambria Math"/>
               </w:rPr>
               <m:t>Q</m:t>
             </m:r>
@@ -4653,7 +4653,7 @@
           <m:den>
             <m:r>
               <w:rPr>
-                <w:rFonts w:ascii="Cambria Math" w:eastAsia="宋体" w:hAnsi="Cambria Math" w:cs="Cambria Math"/>
+                <w:rFonts w:ascii="Times New Roman" w:eastAsia="宋体" w:hAnsi="Times New Roman" w:cs="Cambria Math"/>
               </w:rPr>
               <m:t>A</m:t>
             </m:r>
@@ -4661,7 +4661,7 @@
               <m:e>
                 <m:r>
                   <w:rPr>
-                    <w:rFonts w:ascii="Cambria Math" w:eastAsia="宋体" w:hAnsi="Cambria Math" w:cs="Cambria Math"/>
+                    <w:rFonts w:ascii="Times New Roman" w:eastAsia="宋体" w:hAnsi="Times New Roman" w:cs="Cambria Math"/>
                   </w:rPr>
                   <m:t>B</m:t>
                 </m:r>
@@ -4669,7 +4669,7 @@
               <m:sup>
                 <m:r>
                   <w:rPr>
-                    <w:rFonts w:ascii="Cambria Math" w:eastAsia="宋体" w:hAnsi="Cambria Math" w:cs="Cambria Math"/>
+                    <w:rFonts w:ascii="Times New Roman" w:eastAsia="宋体" w:hAnsi="Times New Roman" w:cs="Cambria Math"/>
                   </w:rPr>
                   <m:t>2</m:t>
                 </m:r>
@@ -4781,7 +4781,7 @@
           <m:e>
             <m:r>
               <w:rPr>
-                <w:rFonts w:ascii="Cambria Math" w:eastAsia="宋体" w:hAnsi="Cambria Math" w:cs="Cambria Math"/>
+                <w:rFonts w:ascii="Times New Roman" w:eastAsia="宋体" w:hAnsi="Times New Roman" w:cs="Cambria Math"/>
               </w:rPr>
               <m:t>F</m:t>
             </m:r>
@@ -4789,7 +4789,7 @@
           <m:sup>
             <m:r>
               <w:rPr>
-                <w:rFonts w:ascii="Cambria Math" w:eastAsia="宋体" w:hAnsi="Cambria Math" w:cs="Cambria Math"/>
+                <w:rFonts w:ascii="Times New Roman" w:eastAsia="宋体" w:hAnsi="Times New Roman" w:cs="Cambria Math"/>
               </w:rPr>
               <m:t>′</m:t>
             </m:r>
@@ -4797,13 +4797,13 @@
         </m:sSup>
         <m:r>
           <w:rPr>
-            <w:rFonts w:ascii="Cambria Math" w:eastAsia="宋体" w:hAnsi="Cambria Math" w:cs="Cambria Math"/>
+            <w:rFonts w:ascii="Times New Roman" w:eastAsia="宋体" w:hAnsi="Times New Roman" w:cs="Cambria Math"/>
           </w:rPr>
           <m:t>=</m:t>
         </m:r>
         <m:r>
           <w:rPr>
-            <w:rFonts w:ascii="Cambria Math" w:eastAsia="宋体" w:hAnsi="Cambria Math" w:cs="Cambria Math"/>
+            <w:rFonts w:ascii="Times New Roman" w:eastAsia="宋体" w:hAnsi="Times New Roman" w:cs="Cambria Math"/>
           </w:rPr>
           <m:t>k</m:t>
         </m:r>
@@ -4811,19 +4811,19 @@
           <m:num>
             <m:r>
               <w:rPr>
-                <w:rFonts w:ascii="Cambria Math" w:eastAsia="宋体" w:hAnsi="Cambria Math" w:cs="Cambria Math"/>
+                <w:rFonts w:ascii="Times New Roman" w:eastAsia="宋体" w:hAnsi="Times New Roman" w:cs="Cambria Math"/>
               </w:rPr>
               <m:t>2</m:t>
             </m:r>
             <m:r>
               <w:rPr>
-                <w:rFonts w:ascii="Cambria Math" w:eastAsia="宋体" w:hAnsi="Cambria Math" w:cs="Cambria Math"/>
+                <w:rFonts w:ascii="Times New Roman" w:eastAsia="宋体" w:hAnsi="Times New Roman" w:cs="Cambria Math"/>
               </w:rPr>
               <m:t>q</m:t>
             </m:r>
             <m:r>
               <w:rPr>
-                <w:rFonts w:ascii="Cambria Math" w:eastAsia="宋体" w:hAnsi="Cambria Math" w:cs="Cambria Math"/>
+                <w:rFonts w:ascii="Times New Roman" w:eastAsia="宋体" w:hAnsi="Times New Roman" w:cs="Cambria Math"/>
               </w:rPr>
               <m:t>Q</m:t>
             </m:r>
@@ -4838,19 +4838,19 @@
                   <m:e>
                     <m:r>
                       <w:rPr>
-                        <w:rFonts w:ascii="Cambria Math" w:eastAsia="宋体" w:hAnsi="Cambria Math" w:cs="Cambria Math"/>
+                        <w:rFonts w:ascii="Times New Roman" w:eastAsia="宋体" w:hAnsi="Times New Roman" w:cs="Cambria Math"/>
                       </w:rPr>
                       <m:t>2</m:t>
                     </m:r>
                     <m:r>
                       <w:rPr>
-                        <w:rFonts w:ascii="Cambria Math" w:eastAsia="宋体" w:hAnsi="Cambria Math" w:cs="Cambria Math"/>
+                        <w:rFonts w:ascii="Times New Roman" w:eastAsia="宋体" w:hAnsi="Times New Roman" w:cs="Cambria Math"/>
                       </w:rPr>
                       <m:t>A</m:t>
                     </m:r>
                     <m:r>
                       <w:rPr>
-                        <w:rFonts w:ascii="Cambria Math" w:eastAsia="宋体" w:hAnsi="Cambria Math" w:cs="Cambria Math"/>
+                        <w:rFonts w:ascii="Times New Roman" w:eastAsia="宋体" w:hAnsi="Times New Roman" w:cs="Cambria Math"/>
                       </w:rPr>
                       <m:t>B</m:t>
                     </m:r>
@@ -4860,7 +4860,7 @@
               <m:sup>
                 <m:r>
                   <w:rPr>
-                    <w:rFonts w:ascii="Cambria Math" w:eastAsia="宋体" w:hAnsi="Cambria Math" w:cs="Cambria Math"/>
+                    <w:rFonts w:ascii="Times New Roman" w:eastAsia="宋体" w:hAnsi="Times New Roman" w:cs="Cambria Math"/>
                   </w:rPr>
                   <m:t>2</m:t>
                 </m:r>
@@ -4870,7 +4870,7 @@
         </m:f>
         <m:r>
           <w:rPr>
-            <w:rFonts w:ascii="Cambria Math" w:eastAsia="宋体" w:hAnsi="Cambria Math" w:cs="Cambria Math"/>
+            <w:rFonts w:ascii="Times New Roman" w:eastAsia="宋体" w:hAnsi="Times New Roman" w:cs="Cambria Math"/>
           </w:rPr>
           <m:t>=</m:t>
         </m:r>
@@ -4878,7 +4878,7 @@
           <m:num>
             <m:r>
               <w:rPr>
-                <w:rFonts w:ascii="Cambria Math" w:eastAsia="宋体" w:hAnsi="Cambria Math" w:cs="Cambria Math"/>
+                <w:rFonts w:ascii="Times New Roman" w:eastAsia="宋体" w:hAnsi="Times New Roman" w:cs="Cambria Math"/>
               </w:rPr>
               <m:t>1</m:t>
             </m:r>
@@ -4886,7 +4886,7 @@
           <m:den>
             <m:r>
               <w:rPr>
-                <w:rFonts w:ascii="Cambria Math" w:eastAsia="宋体" w:hAnsi="Cambria Math" w:cs="Cambria Math"/>
+                <w:rFonts w:ascii="Times New Roman" w:eastAsia="宋体" w:hAnsi="Times New Roman" w:cs="Cambria Math"/>
               </w:rPr>
               <m:t>2</m:t>
             </m:r>
@@ -4894,7 +4894,7 @@
         </m:f>
         <m:r>
           <w:rPr>
-            <w:rFonts w:ascii="Cambria Math" w:eastAsia="宋体" w:hAnsi="Cambria Math" w:cs="Cambria Math"/>
+            <w:rFonts w:ascii="Times New Roman" w:eastAsia="宋体" w:hAnsi="Times New Roman" w:cs="Cambria Math"/>
           </w:rPr>
           <m:t>F</m:t>
         </m:r>
@@ -4984,7 +4984,7 @@
             <m:nor/>
           </m:rPr>
           <w:rPr>
-            <w:rFonts w:ascii="Cambria Math" w:eastAsia="宋体" w:hAnsi="Cambria Math" w:cs="Cambria Math"/>
+            <w:rFonts w:ascii="Times New Roman" w:eastAsia="宋体" w:hAnsi="Times New Roman" w:cs="Cambria Math"/>
           </w:rPr>
           <m:t>AB</m:t>
         </m:r>
@@ -5003,7 +5003,7 @@
             <m:nor/>
           </m:rPr>
           <w:rPr>
-            <w:rFonts w:ascii="Cambria Math" w:eastAsia="宋体" w:hAnsi="Cambria Math" w:cs="Cambria Math"/>
+            <w:rFonts w:ascii="Times New Roman" w:eastAsia="宋体" w:hAnsi="Times New Roman" w:cs="Cambria Math"/>
           </w:rPr>
           <m:t>BC</m:t>
         </m:r>
@@ -5021,7 +5021,7 @@
           <m:e>
             <m:r>
               <w:rPr>
-                <w:rFonts w:ascii="Cambria Math" w:eastAsia="宋体" w:hAnsi="Cambria Math" w:cs="Cambria Math"/>
+                <w:rFonts w:ascii="Times New Roman" w:eastAsia="宋体" w:hAnsi="Times New Roman" w:cs="Cambria Math"/>
               </w:rPr>
               <m:t>r</m:t>
             </m:r>
@@ -5029,7 +5029,7 @@
           <m:sub>
             <m:r>
               <w:rPr>
-                <w:rFonts w:ascii="Cambria Math" w:eastAsia="宋体" w:hAnsi="Cambria Math" w:cs="Cambria Math"/>
+                <w:rFonts w:ascii="Times New Roman" w:eastAsia="宋体" w:hAnsi="Times New Roman" w:cs="Cambria Math"/>
               </w:rPr>
               <m:t>1</m:t>
             </m:r>
@@ -5049,7 +5049,7 @@
           <m:e>
             <m:r>
               <w:rPr>
-                <w:rFonts w:ascii="Cambria Math" w:eastAsia="宋体" w:hAnsi="Cambria Math" w:cs="Cambria Math"/>
+                <w:rFonts w:ascii="Times New Roman" w:eastAsia="宋体" w:hAnsi="Times New Roman" w:cs="Cambria Math"/>
               </w:rPr>
               <m:t>r</m:t>
             </m:r>
@@ -5057,7 +5057,7 @@
           <m:sub>
             <m:r>
               <w:rPr>
-                <w:rFonts w:ascii="Cambria Math" w:eastAsia="宋体" w:hAnsi="Cambria Math" w:cs="Cambria Math"/>
+                <w:rFonts w:ascii="Times New Roman" w:eastAsia="宋体" w:hAnsi="Times New Roman" w:cs="Cambria Math"/>
               </w:rPr>
               <m:t>2</m:t>
             </m:r>
@@ -5172,7 +5172,7 @@
           <m:e>
             <m:r>
               <w:rPr>
-                <w:rFonts w:ascii="Cambria Math" w:eastAsia="宋体" w:hAnsi="Cambria Math" w:cs="Cambria Math"/>
+                <w:rFonts w:ascii="Times New Roman" w:eastAsia="宋体" w:hAnsi="Times New Roman" w:cs="Cambria Math"/>
               </w:rPr>
               <m:t>Q</m:t>
             </m:r>
@@ -5183,7 +5183,7 @@
                 <m:nor/>
               </m:rPr>
               <w:rPr>
-                <w:rFonts w:ascii="Cambria Math" w:eastAsia="宋体" w:hAnsi="Cambria Math" w:cs="Cambria Math"/>
+                <w:rFonts w:ascii="Times New Roman" w:eastAsia="宋体" w:hAnsi="Times New Roman" w:cs="Cambria Math"/>
               </w:rPr>
               <m:t>C</m:t>
             </m:r>
@@ -5191,7 +5191,7 @@
         </m:sSub>
         <m:r>
           <w:rPr>
-            <w:rFonts w:ascii="Cambria Math" w:eastAsia="宋体" w:hAnsi="Cambria Math" w:cs="Cambria Math"/>
+            <w:rFonts w:ascii="Times New Roman" w:eastAsia="宋体" w:hAnsi="Times New Roman" w:cs="Cambria Math"/>
           </w:rPr>
           <m:t>&gt;</m:t>
         </m:r>
@@ -5199,7 +5199,7 @@
           <m:e>
             <m:r>
               <w:rPr>
-                <w:rFonts w:ascii="Cambria Math" w:eastAsia="宋体" w:hAnsi="Cambria Math" w:cs="Cambria Math"/>
+                <w:rFonts w:ascii="Times New Roman" w:eastAsia="宋体" w:hAnsi="Times New Roman" w:cs="Cambria Math"/>
               </w:rPr>
               <m:t>Q</m:t>
             </m:r>
@@ -5210,7 +5210,7 @@
                 <m:nor/>
               </m:rPr>
               <w:rPr>
-                <w:rFonts w:ascii="Cambria Math" w:eastAsia="宋体" w:hAnsi="Cambria Math" w:cs="Cambria Math"/>
+                <w:rFonts w:ascii="Times New Roman" w:eastAsia="宋体" w:hAnsi="Times New Roman" w:cs="Cambria Math"/>
               </w:rPr>
               <m:t>A</m:t>
             </m:r>
@@ -5218,7 +5218,7 @@
         </m:sSub>
         <m:r>
           <w:rPr>
-            <w:rFonts w:ascii="Cambria Math" w:eastAsia="宋体" w:hAnsi="Cambria Math" w:cs="Cambria Math"/>
+            <w:rFonts w:ascii="Times New Roman" w:eastAsia="宋体" w:hAnsi="Times New Roman" w:cs="Cambria Math"/>
           </w:rPr>
           <m:t>&gt;</m:t>
         </m:r>
@@ -5226,7 +5226,7 @@
           <m:e>
             <m:r>
               <w:rPr>
-                <w:rFonts w:ascii="Cambria Math" w:eastAsia="宋体" w:hAnsi="Cambria Math" w:cs="Cambria Math"/>
+                <w:rFonts w:ascii="Times New Roman" w:eastAsia="宋体" w:hAnsi="Times New Roman" w:cs="Cambria Math"/>
               </w:rPr>
               <m:t>Q</m:t>
             </m:r>
@@ -5237,7 +5237,7 @@
                 <m:nor/>
               </m:rPr>
               <w:rPr>
-                <w:rFonts w:ascii="Cambria Math" w:eastAsia="宋体" w:hAnsi="Cambria Math" w:cs="Cambria Math"/>
+                <w:rFonts w:ascii="Times New Roman" w:eastAsia="宋体" w:hAnsi="Times New Roman" w:cs="Cambria Math"/>
               </w:rPr>
               <m:t>B</m:t>
             </m:r>
@@ -5289,7 +5289,7 @@
               <m:e>
                 <m:r>
                   <w:rPr>
-                    <w:rFonts w:ascii="Cambria Math" w:eastAsia="宋体" w:hAnsi="Cambria Math" w:cs="Cambria Math"/>
+                    <w:rFonts w:ascii="Times New Roman" w:eastAsia="宋体" w:hAnsi="Times New Roman" w:cs="Cambria Math"/>
                   </w:rPr>
                   <m:t>r</m:t>
                 </m:r>
@@ -5297,7 +5297,7 @@
               <m:sub>
                 <m:r>
                   <w:rPr>
-                    <w:rFonts w:ascii="Cambria Math" w:eastAsia="宋体" w:hAnsi="Cambria Math" w:cs="Cambria Math"/>
+                    <w:rFonts w:ascii="Times New Roman" w:eastAsia="宋体" w:hAnsi="Times New Roman" w:cs="Cambria Math"/>
                   </w:rPr>
                   <m:t>1</m:t>
                 </m:r>
@@ -5309,7 +5309,7 @@
               <m:e>
                 <m:r>
                   <w:rPr>
-                    <w:rFonts w:ascii="Cambria Math" w:eastAsia="宋体" w:hAnsi="Cambria Math" w:cs="Cambria Math"/>
+                    <w:rFonts w:ascii="Times New Roman" w:eastAsia="宋体" w:hAnsi="Times New Roman" w:cs="Cambria Math"/>
                   </w:rPr>
                   <m:t>r</m:t>
                 </m:r>
@@ -5317,7 +5317,7 @@
               <m:sub>
                 <m:r>
                   <w:rPr>
-                    <w:rFonts w:ascii="Cambria Math" w:eastAsia="宋体" w:hAnsi="Cambria Math" w:cs="Cambria Math"/>
+                    <w:rFonts w:ascii="Times New Roman" w:eastAsia="宋体" w:hAnsi="Times New Roman" w:cs="Cambria Math"/>
                   </w:rPr>
                   <m:t>2</m:t>
                 </m:r>
@@ -5327,7 +5327,7 @@
         </m:f>
         <m:r>
           <w:rPr>
-            <w:rFonts w:ascii="Cambria Math" w:eastAsia="宋体" w:hAnsi="Cambria Math" w:cs="Cambria Math"/>
+            <w:rFonts w:ascii="Times New Roman" w:eastAsia="宋体" w:hAnsi="Times New Roman" w:cs="Cambria Math"/>
           </w:rPr>
           <m:t>=</m:t>
         </m:r>
@@ -5337,7 +5337,7 @@
               <m:e>
                 <m:r>
                   <w:rPr>
-                    <w:rFonts w:ascii="Cambria Math" w:eastAsia="宋体" w:hAnsi="Cambria Math" w:cs="Cambria Math"/>
+                    <w:rFonts w:ascii="Times New Roman" w:eastAsia="宋体" w:hAnsi="Times New Roman" w:cs="Cambria Math"/>
                   </w:rPr>
                   <m:t>Q</m:t>
                 </m:r>
@@ -5348,7 +5348,7 @@
                     <m:nor/>
                   </m:rPr>
                   <w:rPr>
-                    <w:rFonts w:ascii="Cambria Math" w:eastAsia="宋体" w:hAnsi="Cambria Math" w:cs="Cambria Math"/>
+                    <w:rFonts w:ascii="Times New Roman" w:eastAsia="宋体" w:hAnsi="Times New Roman" w:cs="Cambria Math"/>
                   </w:rPr>
                   <m:t>A</m:t>
                 </m:r>
@@ -5360,7 +5360,7 @@
               <m:e>
                 <m:r>
                   <w:rPr>
-                    <w:rFonts w:ascii="Cambria Math" w:eastAsia="宋体" w:hAnsi="Cambria Math" w:cs="Cambria Math"/>
+                    <w:rFonts w:ascii="Times New Roman" w:eastAsia="宋体" w:hAnsi="Times New Roman" w:cs="Cambria Math"/>
                   </w:rPr>
                   <m:t>Q</m:t>
                 </m:r>
@@ -5371,7 +5371,7 @@
                     <m:nor/>
                   </m:rPr>
                   <w:rPr>
-                    <w:rFonts w:ascii="Cambria Math" w:eastAsia="宋体" w:hAnsi="Cambria Math" w:cs="Cambria Math"/>
+                    <w:rFonts w:ascii="Times New Roman" w:eastAsia="宋体" w:hAnsi="Times New Roman" w:cs="Cambria Math"/>
                   </w:rPr>
                   <m:t>C</m:t>
                 </m:r>
@@ -5456,7 +5456,7 @@
             <m:nor/>
           </m:rPr>
           <w:rPr>
-            <w:rFonts w:ascii="Cambria Math" w:eastAsia="宋体" w:hAnsi="Cambria Math" w:cs="Cambria Math"/>
+            <w:rFonts w:ascii="Times New Roman" w:eastAsia="宋体" w:hAnsi="Times New Roman" w:cs="Cambria Math"/>
           </w:rPr>
           <m:t>A</m:t>
         </m:r>
@@ -5475,7 +5475,7 @@
             <m:nor/>
           </m:rPr>
           <w:rPr>
-            <w:rFonts w:ascii="Cambria Math" w:eastAsia="宋体" w:hAnsi="Cambria Math" w:cs="Cambria Math"/>
+            <w:rFonts w:ascii="Times New Roman" w:eastAsia="宋体" w:hAnsi="Times New Roman" w:cs="Cambria Math"/>
           </w:rPr>
           <m:t>C</m:t>
         </m:r>
@@ -5512,7 +5512,7 @@
           <m:e>
             <m:r>
               <w:rPr>
-                <w:rFonts w:ascii="Cambria Math" w:eastAsia="宋体" w:hAnsi="Cambria Math" w:cs="Cambria Math"/>
+                <w:rFonts w:ascii="Times New Roman" w:eastAsia="宋体" w:hAnsi="Times New Roman" w:cs="Cambria Math"/>
               </w:rPr>
               <m:t>Q</m:t>
             </m:r>
@@ -5523,7 +5523,7 @@
                 <m:nor/>
               </m:rPr>
               <w:rPr>
-                <w:rFonts w:ascii="Cambria Math" w:eastAsia="宋体" w:hAnsi="Cambria Math" w:cs="Cambria Math"/>
+                <w:rFonts w:ascii="Times New Roman" w:eastAsia="宋体" w:hAnsi="Times New Roman" w:cs="Cambria Math"/>
               </w:rPr>
               <m:t>C</m:t>
             </m:r>
@@ -5531,7 +5531,7 @@
         </m:sSub>
         <m:r>
           <w:rPr>
-            <w:rFonts w:ascii="Cambria Math" w:eastAsia="宋体" w:hAnsi="Cambria Math" w:cs="Cambria Math"/>
+            <w:rFonts w:ascii="Times New Roman" w:eastAsia="宋体" w:hAnsi="Times New Roman" w:cs="Cambria Math"/>
           </w:rPr>
           <m:t>&gt;</m:t>
         </m:r>
@@ -5539,7 +5539,7 @@
           <m:e>
             <m:r>
               <w:rPr>
-                <w:rFonts w:ascii="Cambria Math" w:eastAsia="宋体" w:hAnsi="Cambria Math" w:cs="Cambria Math"/>
+                <w:rFonts w:ascii="Times New Roman" w:eastAsia="宋体" w:hAnsi="Times New Roman" w:cs="Cambria Math"/>
               </w:rPr>
               <m:t>Q</m:t>
             </m:r>
@@ -5550,7 +5550,7 @@
                 <m:nor/>
               </m:rPr>
               <w:rPr>
-                <w:rFonts w:ascii="Cambria Math" w:eastAsia="宋体" w:hAnsi="Cambria Math" w:cs="Cambria Math"/>
+                <w:rFonts w:ascii="Times New Roman" w:eastAsia="宋体" w:hAnsi="Times New Roman" w:cs="Cambria Math"/>
               </w:rPr>
               <m:t>A</m:t>
             </m:r>
@@ -5558,7 +5558,7 @@
         </m:sSub>
         <m:r>
           <w:rPr>
-            <w:rFonts w:ascii="Cambria Math" w:eastAsia="宋体" w:hAnsi="Cambria Math" w:cs="Cambria Math"/>
+            <w:rFonts w:ascii="Times New Roman" w:eastAsia="宋体" w:hAnsi="Times New Roman" w:cs="Cambria Math"/>
           </w:rPr>
           <m:t>&gt;</m:t>
         </m:r>
@@ -5566,7 +5566,7 @@
           <m:e>
             <m:r>
               <w:rPr>
-                <w:rFonts w:ascii="Cambria Math" w:eastAsia="宋体" w:hAnsi="Cambria Math" w:cs="Cambria Math"/>
+                <w:rFonts w:ascii="Times New Roman" w:eastAsia="宋体" w:hAnsi="Times New Roman" w:cs="Cambria Math"/>
               </w:rPr>
               <m:t>Q</m:t>
             </m:r>
@@ -5577,7 +5577,7 @@
                 <m:nor/>
               </m:rPr>
               <w:rPr>
-                <w:rFonts w:ascii="Cambria Math" w:eastAsia="宋体" w:hAnsi="Cambria Math" w:cs="Cambria Math"/>
+                <w:rFonts w:ascii="Times New Roman" w:eastAsia="宋体" w:hAnsi="Times New Roman" w:cs="Cambria Math"/>
               </w:rPr>
               <m:t>B</m:t>
             </m:r>
@@ -5644,7 +5644,7 @@
       <m:oMath>
         <m:r>
           <w:rPr>
-            <w:rFonts w:ascii="Cambria Math" w:eastAsia="宋体" w:hAnsi="Cambria Math" w:cs="Cambria Math"/>
+            <w:rFonts w:ascii="Times New Roman" w:eastAsia="宋体" w:hAnsi="Times New Roman" w:cs="Cambria Math"/>
           </w:rPr>
           <m:t>k</m:t>
         </m:r>
@@ -5654,7 +5654,7 @@
               <m:e>
                 <m:r>
                   <w:rPr>
-                    <w:rFonts w:ascii="Cambria Math" w:eastAsia="宋体" w:hAnsi="Cambria Math" w:cs="Cambria Math"/>
+                    <w:rFonts w:ascii="Times New Roman" w:eastAsia="宋体" w:hAnsi="Times New Roman" w:cs="Cambria Math"/>
                   </w:rPr>
                   <m:t>Q</m:t>
                 </m:r>
@@ -5665,7 +5665,7 @@
                     <m:nor/>
                   </m:rPr>
                   <w:rPr>
-                    <w:rFonts w:ascii="Cambria Math" w:eastAsia="宋体" w:hAnsi="Cambria Math" w:cs="Cambria Math"/>
+                    <w:rFonts w:ascii="Times New Roman" w:eastAsia="宋体" w:hAnsi="Times New Roman" w:cs="Cambria Math"/>
                   </w:rPr>
                   <m:t>A</m:t>
                 </m:r>
@@ -5675,7 +5675,7 @@
               <m:e>
                 <m:r>
                   <w:rPr>
-                    <w:rFonts w:ascii="Cambria Math" w:eastAsia="宋体" w:hAnsi="Cambria Math" w:cs="Cambria Math"/>
+                    <w:rFonts w:ascii="Times New Roman" w:eastAsia="宋体" w:hAnsi="Times New Roman" w:cs="Cambria Math"/>
                   </w:rPr>
                   <m:t>Q</m:t>
                 </m:r>
@@ -5686,7 +5686,7 @@
                     <m:nor/>
                   </m:rPr>
                   <w:rPr>
-                    <w:rFonts w:ascii="Cambria Math" w:eastAsia="宋体" w:hAnsi="Cambria Math" w:cs="Cambria Math"/>
+                    <w:rFonts w:ascii="Times New Roman" w:eastAsia="宋体" w:hAnsi="Times New Roman" w:cs="Cambria Math"/>
                   </w:rPr>
                   <m:t>B</m:t>
                 </m:r>
@@ -5698,7 +5698,7 @@
               <m:e>
                 <m:r>
                   <w:rPr>
-                    <w:rFonts w:ascii="Cambria Math" w:eastAsia="宋体" w:hAnsi="Cambria Math" w:cs="Cambria Math"/>
+                    <w:rFonts w:ascii="Times New Roman" w:eastAsia="宋体" w:hAnsi="Times New Roman" w:cs="Cambria Math"/>
                   </w:rPr>
                   <m:t>r</m:t>
                 </m:r>
@@ -5706,7 +5706,7 @@
               <m:sub>
                 <m:r>
                   <w:rPr>
-                    <w:rFonts w:ascii="Cambria Math" w:eastAsia="宋体" w:hAnsi="Cambria Math" w:cs="Cambria Math"/>
+                    <w:rFonts w:ascii="Times New Roman" w:eastAsia="宋体" w:hAnsi="Times New Roman" w:cs="Cambria Math"/>
                   </w:rPr>
                   <m:t>1</m:t>
                 </m:r>
@@ -5714,7 +5714,7 @@
               <m:sup>
                 <m:r>
                   <w:rPr>
-                    <w:rFonts w:ascii="Cambria Math" w:eastAsia="宋体" w:hAnsi="Cambria Math" w:cs="Cambria Math"/>
+                    <w:rFonts w:ascii="Times New Roman" w:eastAsia="宋体" w:hAnsi="Times New Roman" w:cs="Cambria Math"/>
                   </w:rPr>
                   <m:t>2</m:t>
                 </m:r>
@@ -5724,13 +5724,13 @@
         </m:f>
         <m:r>
           <w:rPr>
-            <w:rFonts w:ascii="Cambria Math" w:eastAsia="宋体" w:hAnsi="Cambria Math" w:cs="Cambria Math"/>
+            <w:rFonts w:ascii="Times New Roman" w:eastAsia="宋体" w:hAnsi="Times New Roman" w:cs="Cambria Math"/>
           </w:rPr>
           <m:t>=</m:t>
         </m:r>
         <m:r>
           <w:rPr>
-            <w:rFonts w:ascii="Cambria Math" w:eastAsia="宋体" w:hAnsi="Cambria Math" w:cs="Cambria Math"/>
+            <w:rFonts w:ascii="Times New Roman" w:eastAsia="宋体" w:hAnsi="Times New Roman" w:cs="Cambria Math"/>
           </w:rPr>
           <m:t>k</m:t>
         </m:r>
@@ -5740,7 +5740,7 @@
               <m:e>
                 <m:r>
                   <w:rPr>
-                    <w:rFonts w:ascii="Cambria Math" w:eastAsia="宋体" w:hAnsi="Cambria Math" w:cs="Cambria Math"/>
+                    <w:rFonts w:ascii="Times New Roman" w:eastAsia="宋体" w:hAnsi="Times New Roman" w:cs="Cambria Math"/>
                   </w:rPr>
                   <m:t>Q</m:t>
                 </m:r>
@@ -5751,7 +5751,7 @@
                     <m:nor/>
                   </m:rPr>
                   <w:rPr>
-                    <w:rFonts w:ascii="Cambria Math" w:eastAsia="宋体" w:hAnsi="Cambria Math" w:cs="Cambria Math"/>
+                    <w:rFonts w:ascii="Times New Roman" w:eastAsia="宋体" w:hAnsi="Times New Roman" w:cs="Cambria Math"/>
                   </w:rPr>
                   <m:t>B</m:t>
                 </m:r>
@@ -5761,7 +5761,7 @@
               <m:e>
                 <m:r>
                   <w:rPr>
-                    <w:rFonts w:ascii="Cambria Math" w:eastAsia="宋体" w:hAnsi="Cambria Math" w:cs="Cambria Math"/>
+                    <w:rFonts w:ascii="Times New Roman" w:eastAsia="宋体" w:hAnsi="Times New Roman" w:cs="Cambria Math"/>
                   </w:rPr>
                   <m:t>Q</m:t>
                 </m:r>
@@ -5772,7 +5772,7 @@
                     <m:nor/>
                   </m:rPr>
                   <w:rPr>
-                    <w:rFonts w:ascii="Cambria Math" w:eastAsia="宋体" w:hAnsi="Cambria Math" w:cs="Cambria Math"/>
+                    <w:rFonts w:ascii="Times New Roman" w:eastAsia="宋体" w:hAnsi="Times New Roman" w:cs="Cambria Math"/>
                   </w:rPr>
                   <m:t>C</m:t>
                 </m:r>
@@ -5784,7 +5784,7 @@
               <m:e>
                 <m:r>
                   <w:rPr>
-                    <w:rFonts w:ascii="Cambria Math" w:eastAsia="宋体" w:hAnsi="Cambria Math" w:cs="Cambria Math"/>
+                    <w:rFonts w:ascii="Times New Roman" w:eastAsia="宋体" w:hAnsi="Times New Roman" w:cs="Cambria Math"/>
                   </w:rPr>
                   <m:t>r</m:t>
                 </m:r>
@@ -5792,7 +5792,7 @@
               <m:sub>
                 <m:r>
                   <w:rPr>
-                    <w:rFonts w:ascii="Cambria Math" w:eastAsia="宋体" w:hAnsi="Cambria Math" w:cs="Cambria Math"/>
+                    <w:rFonts w:ascii="Times New Roman" w:eastAsia="宋体" w:hAnsi="Times New Roman" w:cs="Cambria Math"/>
                   </w:rPr>
                   <m:t>2</m:t>
                 </m:r>
@@ -5800,7 +5800,7 @@
               <m:sup>
                 <m:r>
                   <w:rPr>
-                    <w:rFonts w:ascii="Cambria Math" w:eastAsia="宋体" w:hAnsi="Cambria Math" w:cs="Cambria Math"/>
+                    <w:rFonts w:ascii="Times New Roman" w:eastAsia="宋体" w:hAnsi="Times New Roman" w:cs="Cambria Math"/>
                   </w:rPr>
                   <m:t>2</m:t>
                 </m:r>
@@ -5846,7 +5846,7 @@
               <m:e>
                 <m:r>
                   <w:rPr>
-                    <w:rFonts w:ascii="Cambria Math" w:eastAsia="宋体" w:hAnsi="Cambria Math" w:cs="Cambria Math"/>
+                    <w:rFonts w:ascii="Times New Roman" w:eastAsia="宋体" w:hAnsi="Times New Roman" w:cs="Cambria Math"/>
                   </w:rPr>
                   <m:t>Q</m:t>
                 </m:r>
@@ -5857,7 +5857,7 @@
                     <m:nor/>
                   </m:rPr>
                   <w:rPr>
-                    <w:rFonts w:ascii="Cambria Math" w:eastAsia="宋体" w:hAnsi="Cambria Math" w:cs="Cambria Math"/>
+                    <w:rFonts w:ascii="Times New Roman" w:eastAsia="宋体" w:hAnsi="Times New Roman" w:cs="Cambria Math"/>
                   </w:rPr>
                   <m:t>A</m:t>
                 </m:r>
@@ -5869,7 +5869,7 @@
               <m:e>
                 <m:r>
                   <w:rPr>
-                    <w:rFonts w:ascii="Cambria Math" w:eastAsia="宋体" w:hAnsi="Cambria Math" w:cs="Cambria Math"/>
+                    <w:rFonts w:ascii="Times New Roman" w:eastAsia="宋体" w:hAnsi="Times New Roman" w:cs="Cambria Math"/>
                   </w:rPr>
                   <m:t>Q</m:t>
                 </m:r>
@@ -5880,7 +5880,7 @@
                     <m:nor/>
                   </m:rPr>
                   <w:rPr>
-                    <w:rFonts w:ascii="Cambria Math" w:eastAsia="宋体" w:hAnsi="Cambria Math" w:cs="Cambria Math"/>
+                    <w:rFonts w:ascii="Times New Roman" w:eastAsia="宋体" w:hAnsi="Times New Roman" w:cs="Cambria Math"/>
                   </w:rPr>
                   <m:t>C</m:t>
                 </m:r>
@@ -5890,7 +5890,7 @@
         </m:f>
         <m:r>
           <w:rPr>
-            <w:rFonts w:ascii="Cambria Math" w:eastAsia="宋体" w:hAnsi="Cambria Math" w:cs="Cambria Math"/>
+            <w:rFonts w:ascii="Times New Roman" w:eastAsia="宋体" w:hAnsi="Times New Roman" w:cs="Cambria Math"/>
           </w:rPr>
           <m:t>=</m:t>
         </m:r>
@@ -5900,7 +5900,7 @@
               <m:e>
                 <m:r>
                   <w:rPr>
-                    <w:rFonts w:ascii="Cambria Math" w:eastAsia="宋体" w:hAnsi="Cambria Math" w:cs="Cambria Math"/>
+                    <w:rFonts w:ascii="Times New Roman" w:eastAsia="宋体" w:hAnsi="Times New Roman" w:cs="Cambria Math"/>
                   </w:rPr>
                   <m:t>r</m:t>
                 </m:r>
@@ -5908,7 +5908,7 @@
               <m:sub>
                 <m:r>
                   <w:rPr>
-                    <w:rFonts w:ascii="Cambria Math" w:eastAsia="宋体" w:hAnsi="Cambria Math" w:cs="Cambria Math"/>
+                    <w:rFonts w:ascii="Times New Roman" w:eastAsia="宋体" w:hAnsi="Times New Roman" w:cs="Cambria Math"/>
                   </w:rPr>
                   <m:t>1</m:t>
                 </m:r>
@@ -5916,7 +5916,7 @@
               <m:sup>
                 <m:r>
                   <w:rPr>
-                    <w:rFonts w:ascii="Cambria Math" w:eastAsia="宋体" w:hAnsi="Cambria Math" w:cs="Cambria Math"/>
+                    <w:rFonts w:ascii="Times New Roman" w:eastAsia="宋体" w:hAnsi="Times New Roman" w:cs="Cambria Math"/>
                   </w:rPr>
                   <m:t>2</m:t>
                 </m:r>
@@ -5928,7 +5928,7 @@
               <m:e>
                 <m:r>
                   <w:rPr>
-                    <w:rFonts w:ascii="Cambria Math" w:eastAsia="宋体" w:hAnsi="Cambria Math" w:cs="Cambria Math"/>
+                    <w:rFonts w:ascii="Times New Roman" w:eastAsia="宋体" w:hAnsi="Times New Roman" w:cs="Cambria Math"/>
                   </w:rPr>
                   <m:t>r</m:t>
                 </m:r>
@@ -5936,7 +5936,7 @@
               <m:sub>
                 <m:r>
                   <w:rPr>
-                    <w:rFonts w:ascii="Cambria Math" w:eastAsia="宋体" w:hAnsi="Cambria Math" w:cs="Cambria Math"/>
+                    <w:rFonts w:ascii="Times New Roman" w:eastAsia="宋体" w:hAnsi="Times New Roman" w:cs="Cambria Math"/>
                   </w:rPr>
                   <m:t>2</m:t>
                 </m:r>
@@ -5944,7 +5944,7 @@
               <m:sup>
                 <m:r>
                   <w:rPr>
-                    <w:rFonts w:ascii="Cambria Math" w:eastAsia="宋体" w:hAnsi="Cambria Math" w:cs="Cambria Math"/>
+                    <w:rFonts w:ascii="Times New Roman" w:eastAsia="宋体" w:hAnsi="Times New Roman" w:cs="Cambria Math"/>
                   </w:rPr>
                   <m:t>2</m:t>
                 </m:r>
@@ -6056,7 +6056,7 @@
           <m:e>
             <m:r>
               <w:rPr>
-                <w:rFonts w:ascii="Cambria Math" w:eastAsia="宋体" w:hAnsi="Cambria Math" w:cs="Cambria Math"/>
+                <w:rFonts w:ascii="Times New Roman" w:eastAsia="宋体" w:hAnsi="Times New Roman" w:cs="Cambria Math"/>
               </w:rPr>
               <m:t>v</m:t>
             </m:r>
@@ -6064,7 +6064,7 @@
           <m:sub>
             <m:r>
               <w:rPr>
-                <w:rFonts w:ascii="Cambria Math" w:eastAsia="宋体" w:hAnsi="Cambria Math" w:cs="Cambria Math"/>
+                <w:rFonts w:ascii="Times New Roman" w:eastAsia="宋体" w:hAnsi="Times New Roman" w:cs="Cambria Math"/>
               </w:rPr>
               <m:t>0</m:t>
             </m:r>
@@ -6469,7 +6469,7 @@
         <w:spacing w:line="300" w:lineRule="auto" w:before="0" w:after="0"/>
         <w:jc w:val="left"/>
         <w:rPr>
-          <w:rFonts w:ascii="Times New Roman" w:eastAsia="Times New Roman" w:hAnsi="Times New Roman" w:cs="Times New Roman"/>
+          <w:rFonts w:ascii="Times New Roman" w:eastAsia="宋体" w:hAnsi="Times New Roman" w:cs="Times New Roman"/>
           <w:i/>
           <w:sz w:val="21"/>
           <w:szCs w:val="21"/>
@@ -6523,7 +6523,7 @@
         <w:spacing w:line="300" w:lineRule="auto" w:before="0" w:after="0"/>
         <w:jc w:val="left"/>
         <w:rPr>
-          <w:rFonts w:ascii="Times New Roman" w:eastAsia="Times New Roman" w:hAnsi="Times New Roman" w:cs="Times New Roman"/>
+          <w:rFonts w:ascii="Times New Roman" w:eastAsia="宋体" w:hAnsi="Times New Roman" w:cs="Times New Roman"/>
           <w:i/>
           <w:sz w:val="21"/>
           <w:szCs w:val="21"/>
@@ -6560,7 +6560,7 @@
         <w:spacing w:line="300" w:lineRule="auto" w:before="0" w:after="0"/>
         <w:jc w:val="left"/>
         <w:rPr>
-          <w:rFonts w:ascii="Times New Roman" w:eastAsia="Times New Roman" w:hAnsi="Times New Roman" w:cs="Times New Roman"/>
+          <w:rFonts w:ascii="Times New Roman" w:eastAsia="宋体" w:hAnsi="Times New Roman" w:cs="Times New Roman"/>
           <w:i/>
           <w:sz w:val="21"/>
           <w:szCs w:val="21"/>
@@ -6604,7 +6604,7 @@
           <m:num>
             <m:r>
               <w:rPr>
-                <w:rFonts w:ascii="Cambria Math" w:eastAsia="宋体" w:hAnsi="Cambria Math" w:cs="Cambria Math"/>
+                <w:rFonts w:ascii="Times New Roman" w:eastAsia="宋体" w:hAnsi="Times New Roman" w:cs="Cambria Math"/>
               </w:rPr>
               <m:t>F</m:t>
             </m:r>
@@ -6612,7 +6612,7 @@
           <m:den>
             <m:r>
               <w:rPr>
-                <w:rFonts w:ascii="Cambria Math" w:eastAsia="宋体" w:hAnsi="Cambria Math" w:cs="Cambria Math"/>
+                <w:rFonts w:ascii="Times New Roman" w:eastAsia="宋体" w:hAnsi="Times New Roman" w:cs="Cambria Math"/>
               </w:rPr>
               <m:t>q</m:t>
             </m:r>
@@ -6647,7 +6647,7 @@
       <m:oMath>
         <m:r>
           <w:rPr>
-            <w:rFonts w:ascii="Cambria Math" w:eastAsia="宋体" w:hAnsi="Cambria Math" w:cs="Cambria Math"/>
+            <w:rFonts w:ascii="Times New Roman" w:eastAsia="宋体" w:hAnsi="Times New Roman" w:cs="Cambria Math"/>
           </w:rPr>
           <m:t>k</m:t>
         </m:r>
@@ -6655,7 +6655,7 @@
           <m:num>
             <m:r>
               <w:rPr>
-                <w:rFonts w:ascii="Cambria Math" w:eastAsia="宋体" w:hAnsi="Cambria Math" w:cs="Cambria Math"/>
+                <w:rFonts w:ascii="Times New Roman" w:eastAsia="宋体" w:hAnsi="Times New Roman" w:cs="Cambria Math"/>
               </w:rPr>
               <m:t>Q</m:t>
             </m:r>
@@ -6665,7 +6665,7 @@
               <m:e>
                 <m:r>
                   <w:rPr>
-                    <w:rFonts w:ascii="Cambria Math" w:eastAsia="宋体" w:hAnsi="Cambria Math" w:cs="Cambria Math"/>
+                    <w:rFonts w:ascii="Times New Roman" w:eastAsia="宋体" w:hAnsi="Times New Roman" w:cs="Cambria Math"/>
                   </w:rPr>
                   <m:t>r</m:t>
                 </m:r>
@@ -6673,7 +6673,7 @@
               <m:sup>
                 <m:r>
                   <w:rPr>
-                    <w:rFonts w:ascii="Cambria Math" w:eastAsia="宋体" w:hAnsi="Cambria Math" w:cs="Cambria Math"/>
+                    <w:rFonts w:ascii="Times New Roman" w:eastAsia="宋体" w:hAnsi="Times New Roman" w:cs="Cambria Math"/>
                   </w:rPr>
                   <m:t>2</m:t>
                 </m:r>
@@ -6753,7 +6753,7 @@
               <w:spacing w:line="300" w:lineRule="auto" w:before="0" w:after="0"/>
               <w:jc w:val="left"/>
               <w:rPr>
-                <w:rFonts w:ascii="Times New Roman" w:eastAsia="Times New Roman" w:hAnsi="Times New Roman" w:cs="Times New Roman"/>
+                <w:rFonts w:ascii="Times New Roman" w:eastAsia="宋体" w:hAnsi="Times New Roman" w:cs="Times New Roman"/>
                 <w:i/>
                 <w:sz w:val="21"/>
                 <w:szCs w:val="21"/>
@@ -6791,7 +6791,7 @@
               <w:spacing w:line="300" w:lineRule="auto" w:before="0" w:after="0"/>
               <w:jc w:val="left"/>
               <w:rPr>
-                <w:rFonts w:ascii="Times New Roman" w:eastAsia="Times New Roman" w:hAnsi="Times New Roman" w:cs="Times New Roman"/>
+                <w:rFonts w:ascii="Times New Roman" w:eastAsia="宋体" w:hAnsi="Times New Roman" w:cs="Times New Roman"/>
                 <w:i/>
                 <w:sz w:val="21"/>
                 <w:szCs w:val="21"/>
@@ -6819,7 +6819,7 @@
                 <m:num>
                   <m:r>
                     <w:rPr>
-                      <w:rFonts w:ascii="Cambria Math" w:eastAsia="宋体" w:hAnsi="Cambria Math" w:cs="Cambria Math"/>
+                      <w:rFonts w:ascii="Times New Roman" w:eastAsia="宋体" w:hAnsi="Times New Roman" w:cs="Cambria Math"/>
                     </w:rPr>
                     <m:t>F</m:t>
                   </m:r>
@@ -6827,7 +6827,7 @@
                 <m:den>
                   <m:r>
                     <w:rPr>
-                      <w:rFonts w:ascii="Cambria Math" w:eastAsia="宋体" w:hAnsi="Cambria Math" w:cs="Cambria Math"/>
+                      <w:rFonts w:ascii="Times New Roman" w:eastAsia="宋体" w:hAnsi="Times New Roman" w:cs="Cambria Math"/>
                     </w:rPr>
                     <m:t>q</m:t>
                   </m:r>
@@ -6858,7 +6858,7 @@
               <w:spacing w:line="300" w:lineRule="auto" w:before="0" w:after="0"/>
               <w:jc w:val="left"/>
               <w:rPr>
-                <w:rFonts w:ascii="Times New Roman" w:eastAsia="Times New Roman" w:hAnsi="Times New Roman" w:cs="Times New Roman"/>
+                <w:rFonts w:ascii="Times New Roman" w:eastAsia="宋体" w:hAnsi="Times New Roman" w:cs="Times New Roman"/>
                 <w:i/>
                 <w:sz w:val="21"/>
                 <w:szCs w:val="21"/>
@@ -6884,7 +6884,7 @@
             <m:oMath>
               <m:r>
                 <w:rPr>
-                  <w:rFonts w:ascii="Cambria Math" w:eastAsia="宋体" w:hAnsi="Cambria Math" w:cs="Cambria Math"/>
+                  <w:rFonts w:ascii="Times New Roman" w:eastAsia="宋体" w:hAnsi="Times New Roman" w:cs="Cambria Math"/>
                 </w:rPr>
                 <m:t>k</m:t>
               </m:r>
@@ -6892,7 +6892,7 @@
                 <m:num>
                   <m:r>
                     <w:rPr>
-                      <w:rFonts w:ascii="Cambria Math" w:eastAsia="宋体" w:hAnsi="Cambria Math" w:cs="Cambria Math"/>
+                      <w:rFonts w:ascii="Times New Roman" w:eastAsia="宋体" w:hAnsi="Times New Roman" w:cs="Cambria Math"/>
                     </w:rPr>
                     <m:t>Q</m:t>
                   </m:r>
@@ -6902,7 +6902,7 @@
                     <m:e>
                       <m:r>
                         <w:rPr>
-                          <w:rFonts w:ascii="Cambria Math" w:eastAsia="宋体" w:hAnsi="Cambria Math" w:cs="Cambria Math"/>
+                          <w:rFonts w:ascii="Times New Roman" w:eastAsia="宋体" w:hAnsi="Times New Roman" w:cs="Cambria Math"/>
                         </w:rPr>
                         <m:t>r</m:t>
                       </m:r>
@@ -6910,7 +6910,7 @@
                     <m:sup>
                       <m:r>
                         <w:rPr>
-                          <w:rFonts w:ascii="Cambria Math" w:eastAsia="宋体" w:hAnsi="Cambria Math" w:cs="Cambria Math"/>
+                          <w:rFonts w:ascii="Times New Roman" w:eastAsia="宋体" w:hAnsi="Times New Roman" w:cs="Cambria Math"/>
                         </w:rPr>
                         <m:t>2</m:t>
                       </m:r>
@@ -6951,7 +6951,7 @@
               <w:spacing w:line="300" w:lineRule="auto" w:before="0" w:after="0"/>
               <w:jc w:val="left"/>
               <w:rPr>
-                <w:rFonts w:ascii="Times New Roman" w:eastAsia="Times New Roman" w:hAnsi="Times New Roman" w:cs="Times New Roman"/>
+                <w:rFonts w:ascii="Times New Roman" w:eastAsia="宋体" w:hAnsi="Times New Roman" w:cs="Times New Roman"/>
                 <w:i/>
                 <w:sz w:val="21"/>
                 <w:szCs w:val="21"/>
@@ -6989,7 +6989,7 @@
               <w:spacing w:line="300" w:lineRule="auto" w:before="0" w:after="0"/>
               <w:jc w:val="left"/>
               <w:rPr>
-                <w:rFonts w:ascii="Times New Roman" w:eastAsia="Times New Roman" w:hAnsi="Times New Roman" w:cs="Times New Roman"/>
+                <w:rFonts w:ascii="Times New Roman" w:eastAsia="宋体" w:hAnsi="Times New Roman" w:cs="Times New Roman"/>
                 <w:i/>
                 <w:sz w:val="21"/>
                 <w:szCs w:val="21"/>
@@ -7027,7 +7027,7 @@
               <w:spacing w:line="300" w:lineRule="auto" w:before="0" w:after="0"/>
               <w:jc w:val="left"/>
               <w:rPr>
-                <w:rFonts w:ascii="Times New Roman" w:eastAsia="Times New Roman" w:hAnsi="Times New Roman" w:cs="Times New Roman"/>
+                <w:rFonts w:ascii="Times New Roman" w:eastAsia="宋体" w:hAnsi="Times New Roman" w:cs="Times New Roman"/>
                 <w:i/>
                 <w:sz w:val="21"/>
                 <w:szCs w:val="21"/>
@@ -7073,7 +7073,7 @@
               <w:spacing w:line="300" w:lineRule="auto" w:before="0" w:after="0"/>
               <w:jc w:val="left"/>
               <w:rPr>
-                <w:rFonts w:ascii="Times New Roman" w:eastAsia="Times New Roman" w:hAnsi="Times New Roman" w:cs="Times New Roman"/>
+                <w:rFonts w:ascii="Times New Roman" w:eastAsia="宋体" w:hAnsi="Times New Roman" w:cs="Times New Roman"/>
                 <w:i/>
                 <w:sz w:val="21"/>
                 <w:szCs w:val="21"/>
@@ -7111,7 +7111,7 @@
               <w:spacing w:line="300" w:lineRule="auto" w:before="0" w:after="0"/>
               <w:jc w:val="left"/>
               <w:rPr>
-                <w:rFonts w:ascii="Times New Roman" w:eastAsia="Times New Roman" w:hAnsi="Times New Roman" w:cs="Times New Roman"/>
+                <w:rFonts w:ascii="Times New Roman" w:eastAsia="宋体" w:hAnsi="Times New Roman" w:cs="Times New Roman"/>
                 <w:i/>
                 <w:sz w:val="21"/>
                 <w:szCs w:val="21"/>
@@ -7149,7 +7149,7 @@
               <w:spacing w:line="300" w:lineRule="auto" w:before="0" w:after="0"/>
               <w:jc w:val="left"/>
               <w:rPr>
-                <w:rFonts w:ascii="Times New Roman" w:eastAsia="Times New Roman" w:hAnsi="Times New Roman" w:cs="Times New Roman"/>
+                <w:rFonts w:ascii="Times New Roman" w:eastAsia="宋体" w:hAnsi="Times New Roman" w:cs="Times New Roman"/>
                 <w:i/>
                 <w:sz w:val="21"/>
                 <w:szCs w:val="21"/>
@@ -7195,7 +7195,7 @@
               <w:spacing w:line="300" w:lineRule="auto" w:before="0" w:after="0"/>
               <w:jc w:val="left"/>
               <w:rPr>
-                <w:rFonts w:ascii="Times New Roman" w:eastAsia="Times New Roman" w:hAnsi="Times New Roman" w:cs="Times New Roman"/>
+                <w:rFonts w:ascii="Times New Roman" w:eastAsia="宋体" w:hAnsi="Times New Roman" w:cs="Times New Roman"/>
                 <w:i/>
                 <w:sz w:val="21"/>
                 <w:szCs w:val="21"/>
@@ -7259,7 +7259,7 @@
               <w:spacing w:line="300" w:lineRule="auto" w:before="0" w:after="0"/>
               <w:jc w:val="left"/>
               <w:rPr>
-                <w:rFonts w:ascii="Times New Roman" w:eastAsia="Times New Roman" w:hAnsi="Times New Roman" w:cs="Times New Roman"/>
+                <w:rFonts w:ascii="Times New Roman" w:eastAsia="宋体" w:hAnsi="Times New Roman" w:cs="Times New Roman"/>
                 <w:i/>
                 <w:sz w:val="21"/>
                 <w:szCs w:val="21"/>
@@ -7306,7 +7306,7 @@
               <w:spacing w:line="300" w:lineRule="auto" w:before="0" w:after="0"/>
               <w:jc w:val="left"/>
               <w:rPr>
-                <w:rFonts w:ascii="Times New Roman" w:eastAsia="Times New Roman" w:hAnsi="Times New Roman" w:cs="Times New Roman"/>
+                <w:rFonts w:ascii="Times New Roman" w:eastAsia="宋体" w:hAnsi="Times New Roman" w:cs="Times New Roman"/>
                 <w:i/>
                 <w:sz w:val="21"/>
                 <w:szCs w:val="21"/>
@@ -7361,7 +7361,7 @@
               <w:spacing w:line="300" w:lineRule="auto" w:before="0" w:after="0"/>
               <w:jc w:val="left"/>
               <w:rPr>
-                <w:rFonts w:ascii="Times New Roman" w:eastAsia="Times New Roman" w:hAnsi="Times New Roman" w:cs="Times New Roman"/>
+                <w:rFonts w:ascii="Times New Roman" w:eastAsia="宋体" w:hAnsi="Times New Roman" w:cs="Times New Roman"/>
                 <w:i/>
                 <w:sz w:val="21"/>
                 <w:szCs w:val="21"/>
@@ -7399,7 +7399,7 @@
               <w:spacing w:line="300" w:lineRule="auto" w:before="0" w:after="0"/>
               <w:jc w:val="left"/>
               <w:rPr>
-                <w:rFonts w:ascii="Times New Roman" w:eastAsia="Times New Roman" w:hAnsi="Times New Roman" w:cs="Times New Roman"/>
+                <w:rFonts w:ascii="Times New Roman" w:eastAsia="宋体" w:hAnsi="Times New Roman" w:cs="Times New Roman"/>
                 <w:i/>
                 <w:sz w:val="21"/>
                 <w:szCs w:val="21"/>
@@ -7531,7 +7531,7 @@
               <w:spacing w:line="300" w:lineRule="auto" w:before="0" w:after="0"/>
               <w:jc w:val="left"/>
               <w:rPr>
-                <w:rFonts w:ascii="Times New Roman" w:eastAsia="Times New Roman" w:hAnsi="Times New Roman" w:cs="Times New Roman"/>
+                <w:rFonts w:ascii="Times New Roman" w:eastAsia="宋体" w:hAnsi="Times New Roman" w:cs="Times New Roman"/>
                 <w:i/>
                 <w:sz w:val="21"/>
                 <w:szCs w:val="21"/>
@@ -7644,7 +7644,7 @@
                 <m:num>
                   <m:r>
                     <w:rPr>
-                      <w:rFonts w:ascii="Cambria Math" w:eastAsia="宋体" w:hAnsi="Cambria Math" w:cs="Cambria Math"/>
+                      <w:rFonts w:ascii="Times New Roman" w:eastAsia="宋体" w:hAnsi="Times New Roman" w:cs="Cambria Math"/>
                     </w:rPr>
                     <m:t>1</m:t>
                   </m:r>
@@ -7654,7 +7654,7 @@
                     <m:e>
                       <m:r>
                         <w:rPr>
-                          <w:rFonts w:ascii="Cambria Math" w:eastAsia="宋体" w:hAnsi="Cambria Math" w:cs="Cambria Math"/>
+                          <w:rFonts w:ascii="Times New Roman" w:eastAsia="宋体" w:hAnsi="Times New Roman" w:cs="Cambria Math"/>
                         </w:rPr>
                         <m:t>r</m:t>
                       </m:r>
@@ -7662,7 +7662,7 @@
                     <m:sup>
                       <m:r>
                         <w:rPr>
-                          <w:rFonts w:ascii="Cambria Math" w:eastAsia="宋体" w:hAnsi="Cambria Math" w:cs="Cambria Math"/>
+                          <w:rFonts w:ascii="Times New Roman" w:eastAsia="宋体" w:hAnsi="Times New Roman" w:cs="Cambria Math"/>
                         </w:rPr>
                         <m:t>2</m:t>
                       </m:r>
@@ -7783,7 +7783,7 @@
         <w:spacing w:line="300" w:lineRule="auto" w:before="0" w:after="0"/>
         <w:jc w:val="left"/>
         <w:rPr>
-          <w:rFonts w:ascii="Times New Roman" w:eastAsia="Times New Roman" w:hAnsi="Times New Roman" w:cs="Times New Roman"/>
+          <w:rFonts w:ascii="Times New Roman" w:eastAsia="宋体" w:hAnsi="Times New Roman" w:cs="Times New Roman"/>
           <w:i/>
           <w:sz w:val="21"/>
           <w:szCs w:val="21"/>
@@ -7883,7 +7883,7 @@
           <m:num>
             <m:r>
               <w:rPr>
-                <w:rFonts w:ascii="Cambria Math" w:eastAsia="宋体" w:hAnsi="Cambria Math" w:cs="Cambria Math"/>
+                <w:rFonts w:ascii="Times New Roman" w:eastAsia="宋体" w:hAnsi="Times New Roman" w:cs="Cambria Math"/>
               </w:rPr>
               <m:t>Q</m:t>
             </m:r>
@@ -7893,7 +7893,7 @@
               <m:e>
                 <m:r>
                   <w:rPr>
-                    <w:rFonts w:ascii="Cambria Math" w:eastAsia="宋体" w:hAnsi="Cambria Math" w:cs="Cambria Math"/>
+                    <w:rFonts w:ascii="Times New Roman" w:eastAsia="宋体" w:hAnsi="Times New Roman" w:cs="Cambria Math"/>
                   </w:rPr>
                   <m:t>r</m:t>
                 </m:r>
@@ -7901,7 +7901,7 @@
               <m:sup>
                 <m:r>
                   <w:rPr>
-                    <w:rFonts w:ascii="Cambria Math" w:eastAsia="宋体" w:hAnsi="Cambria Math" w:cs="Cambria Math"/>
+                    <w:rFonts w:ascii="Times New Roman" w:eastAsia="宋体" w:hAnsi="Times New Roman" w:cs="Cambria Math"/>
                   </w:rPr>
                   <m:t>2</m:t>
                 </m:r>
@@ -7925,7 +7925,7 @@
         <w:spacing w:line="300" w:lineRule="auto" w:before="0" w:after="0"/>
         <w:jc w:val="left"/>
         <w:rPr>
-          <w:rFonts w:ascii="Times New Roman" w:eastAsia="Times New Roman" w:hAnsi="Times New Roman" w:cs="Times New Roman"/>
+          <w:rFonts w:ascii="Times New Roman" w:eastAsia="宋体" w:hAnsi="Times New Roman" w:cs="Times New Roman"/>
           <w:i/>
           <w:sz w:val="21"/>
           <w:szCs w:val="21"/>
@@ -7954,7 +7954,7 @@
         <w:spacing w:line="300" w:lineRule="auto" w:before="0" w:after="0"/>
         <w:jc w:val="left"/>
         <w:rPr>
-          <w:rFonts w:ascii="Times New Roman" w:eastAsia="Times New Roman" w:hAnsi="Times New Roman" w:cs="Times New Roman"/>
+          <w:rFonts w:ascii="Times New Roman" w:eastAsia="宋体" w:hAnsi="Times New Roman" w:cs="Times New Roman"/>
           <w:i/>
           <w:sz w:val="21"/>
           <w:szCs w:val="21"/>
@@ -7983,7 +7983,7 @@
         <w:spacing w:line="300" w:lineRule="auto" w:before="0" w:after="0"/>
         <w:jc w:val="left"/>
         <w:rPr>
-          <w:rFonts w:ascii="Times New Roman" w:eastAsia="Times New Roman" w:hAnsi="Times New Roman" w:cs="Times New Roman"/>
+          <w:rFonts w:ascii="Times New Roman" w:eastAsia="宋体" w:hAnsi="Times New Roman" w:cs="Times New Roman"/>
           <w:i/>
           <w:sz w:val="21"/>
           <w:szCs w:val="21"/>
@@ -8656,7 +8656,7 @@
               <w:spacing w:line="300" w:lineRule="auto" w:before="0" w:after="0"/>
               <w:jc w:val="left"/>
               <w:rPr>
-                <w:rFonts w:ascii="Times New Roman" w:eastAsia="Times New Roman" w:hAnsi="Times New Roman" w:cs="Times New Roman"/>
+                <w:rFonts w:ascii="Times New Roman" w:eastAsia="宋体" w:hAnsi="Times New Roman" w:cs="Times New Roman"/>
                 <w:i/>
                 <w:sz w:val="21"/>
                 <w:szCs w:val="21"/>
@@ -8720,7 +8720,7 @@
               <w:spacing w:line="300" w:lineRule="auto" w:before="0" w:after="0"/>
               <w:jc w:val="left"/>
               <w:rPr>
-                <w:rFonts w:ascii="Times New Roman" w:eastAsia="Times New Roman" w:hAnsi="Times New Roman" w:cs="Times New Roman"/>
+                <w:rFonts w:ascii="Times New Roman" w:eastAsia="宋体" w:hAnsi="Times New Roman" w:cs="Times New Roman"/>
                 <w:i/>
                 <w:sz w:val="21"/>
                 <w:szCs w:val="21"/>
@@ -8828,7 +8828,7 @@
               <w:spacing w:line="300" w:lineRule="auto" w:before="0" w:after="0"/>
               <w:jc w:val="left"/>
               <w:rPr>
-                <w:rFonts w:ascii="Times New Roman" w:eastAsia="Times New Roman" w:hAnsi="Times New Roman" w:cs="Times New Roman"/>
+                <w:rFonts w:ascii="Times New Roman" w:eastAsia="宋体" w:hAnsi="Times New Roman" w:cs="Times New Roman"/>
                 <w:i/>
                 <w:sz w:val="21"/>
                 <w:szCs w:val="21"/>
@@ -8892,7 +8892,7 @@
               <w:spacing w:line="300" w:lineRule="auto" w:before="0" w:after="0"/>
               <w:jc w:val="left"/>
               <w:rPr>
-                <w:rFonts w:ascii="Times New Roman" w:eastAsia="Times New Roman" w:hAnsi="Times New Roman" w:cs="Times New Roman"/>
+                <w:rFonts w:ascii="Times New Roman" w:eastAsia="宋体" w:hAnsi="Times New Roman" w:cs="Times New Roman"/>
                 <w:i/>
                 <w:sz w:val="21"/>
                 <w:szCs w:val="21"/>
@@ -8964,7 +8964,7 @@
               <w:spacing w:line="300" w:lineRule="auto" w:before="0" w:after="0"/>
               <w:jc w:val="left"/>
               <w:rPr>
-                <w:rFonts w:ascii="Times New Roman" w:eastAsia="Times New Roman" w:hAnsi="Times New Roman" w:cs="Times New Roman"/>
+                <w:rFonts w:ascii="Times New Roman" w:eastAsia="宋体" w:hAnsi="Times New Roman" w:cs="Times New Roman"/>
                 <w:i/>
                 <w:sz w:val="21"/>
                 <w:szCs w:val="21"/>
@@ -9651,7 +9651,7 @@
           <m:e>
             <m:r>
               <w:rPr>
-                <w:rFonts w:ascii="Cambria Math" w:eastAsia="宋体" w:hAnsi="Cambria Math" w:cs="Cambria Math"/>
+                <w:rFonts w:ascii="Times New Roman" w:eastAsia="宋体" w:hAnsi="Times New Roman" w:cs="Cambria Math"/>
               </w:rPr>
               <m:t>E</m:t>
             </m:r>
@@ -9659,7 +9659,7 @@
           <m:sub>
             <m:r>
               <w:rPr>
-                <w:rFonts w:ascii="Cambria Math" w:eastAsia="宋体" w:hAnsi="Cambria Math" w:cs="Cambria Math"/>
+                <w:rFonts w:ascii="Times New Roman" w:eastAsia="宋体" w:hAnsi="Times New Roman" w:cs="Cambria Math"/>
               </w:rPr>
               <m:t>1</m:t>
             </m:r>
@@ -9747,7 +9747,7 @@
           <m:e>
             <m:r>
               <w:rPr>
-                <w:rFonts w:ascii="Cambria Math" w:eastAsia="宋体" w:hAnsi="Cambria Math" w:cs="Cambria Math"/>
+                <w:rFonts w:ascii="Times New Roman" w:eastAsia="宋体" w:hAnsi="Times New Roman" w:cs="Cambria Math"/>
               </w:rPr>
               <m:t>60</m:t>
             </m:r>
@@ -9755,7 +9755,7 @@
           <m:sup>
             <m:r>
               <w:rPr>
-                <w:rFonts w:ascii="Cambria Math" w:eastAsia="宋体" w:hAnsi="Cambria Math" w:cs="Cambria Math"/>
+                <w:rFonts w:ascii="Times New Roman" w:eastAsia="宋体" w:hAnsi="Times New Roman" w:cs="Cambria Math"/>
               </w:rPr>
               <m:t>∘</m:t>
             </m:r>
@@ -9792,7 +9792,7 @@
           <m:e>
             <m:r>
               <w:rPr>
-                <w:rFonts w:ascii="Cambria Math" w:eastAsia="宋体" w:hAnsi="Cambria Math" w:cs="Cambria Math"/>
+                <w:rFonts w:ascii="Times New Roman" w:eastAsia="宋体" w:hAnsi="Times New Roman" w:cs="Cambria Math"/>
               </w:rPr>
               <m:t>E</m:t>
             </m:r>
@@ -9800,7 +9800,7 @@
           <m:sub>
             <m:r>
               <w:rPr>
-                <w:rFonts w:ascii="Cambria Math" w:eastAsia="宋体" w:hAnsi="Cambria Math" w:cs="Cambria Math"/>
+                <w:rFonts w:ascii="Times New Roman" w:eastAsia="宋体" w:hAnsi="Times New Roman" w:cs="Cambria Math"/>
               </w:rPr>
               <m:t>2</m:t>
             </m:r>
@@ -9820,7 +9820,7 @@
           <m:e>
             <m:r>
               <w:rPr>
-                <w:rFonts w:ascii="Cambria Math" w:eastAsia="宋体" w:hAnsi="Cambria Math" w:cs="Cambria Math"/>
+                <w:rFonts w:ascii="Times New Roman" w:eastAsia="宋体" w:hAnsi="Times New Roman" w:cs="Cambria Math"/>
               </w:rPr>
               <m:t>E</m:t>
             </m:r>
@@ -9828,7 +9828,7 @@
           <m:sub>
             <m:r>
               <w:rPr>
-                <w:rFonts w:ascii="Cambria Math" w:eastAsia="宋体" w:hAnsi="Cambria Math" w:cs="Cambria Math"/>
+                <w:rFonts w:ascii="Times New Roman" w:eastAsia="宋体" w:hAnsi="Times New Roman" w:cs="Cambria Math"/>
               </w:rPr>
               <m:t>1</m:t>
             </m:r>
@@ -9848,7 +9848,7 @@
           <m:e>
             <m:r>
               <w:rPr>
-                <w:rFonts w:ascii="Cambria Math" w:eastAsia="宋体" w:hAnsi="Cambria Math" w:cs="Cambria Math"/>
+                <w:rFonts w:ascii="Times New Roman" w:eastAsia="宋体" w:hAnsi="Times New Roman" w:cs="Cambria Math"/>
               </w:rPr>
               <m:t>E</m:t>
             </m:r>
@@ -9856,7 +9856,7 @@
           <m:sub>
             <m:r>
               <w:rPr>
-                <w:rFonts w:ascii="Cambria Math" w:eastAsia="宋体" w:hAnsi="Cambria Math" w:cs="Cambria Math"/>
+                <w:rFonts w:ascii="Times New Roman" w:eastAsia="宋体" w:hAnsi="Times New Roman" w:cs="Cambria Math"/>
               </w:rPr>
               <m:t>2</m:t>
             </m:r>
@@ -9955,7 +9955,7 @@
       <m:oMath>
         <m:r>
           <w:rPr>
-            <w:rFonts w:ascii="Cambria Math" w:eastAsia="宋体" w:hAnsi="Cambria Math" w:cs="Cambria Math"/>
+            <w:rFonts w:ascii="Times New Roman" w:eastAsia="宋体" w:hAnsi="Times New Roman" w:cs="Cambria Math"/>
           </w:rPr>
           <m:t>1</m:t>
         </m:r>
@@ -9964,13 +9964,13 @@
             <m:sty m:val="p"/>
           </m:rPr>
           <w:rPr>
-            <w:rFonts w:ascii="Cambria Math" w:eastAsia="宋体" w:hAnsi="Cambria Math" w:cs="Cambria Math"/>
+            <w:rFonts w:ascii="Times New Roman" w:eastAsia="宋体" w:hAnsi="Times New Roman" w:cs="Cambria Math"/>
           </w:rPr>
           <m:t>：</m:t>
         </m:r>
         <m:r>
           <w:rPr>
-            <w:rFonts w:ascii="Cambria Math" w:eastAsia="宋体" w:hAnsi="Cambria Math" w:cs="Cambria Math"/>
+            <w:rFonts w:ascii="Times New Roman" w:eastAsia="宋体" w:hAnsi="Times New Roman" w:cs="Cambria Math"/>
           </w:rPr>
           <m:t>2</m:t>
         </m:r>
@@ -9994,7 +9994,7 @@
       <m:oMath>
         <m:r>
           <w:rPr>
-            <w:rFonts w:ascii="Cambria Math" w:eastAsia="宋体" w:hAnsi="Cambria Math" w:cs="Cambria Math"/>
+            <w:rFonts w:ascii="Times New Roman" w:eastAsia="宋体" w:hAnsi="Times New Roman" w:cs="Cambria Math"/>
           </w:rPr>
           <m:t>2</m:t>
         </m:r>
@@ -10003,13 +10003,13 @@
             <m:sty m:val="p"/>
           </m:rPr>
           <w:rPr>
-            <w:rFonts w:ascii="Cambria Math" w:eastAsia="宋体" w:hAnsi="Cambria Math" w:cs="Cambria Math"/>
+            <w:rFonts w:ascii="Times New Roman" w:eastAsia="宋体" w:hAnsi="Times New Roman" w:cs="Cambria Math"/>
           </w:rPr>
           <m:t>：</m:t>
         </m:r>
         <m:r>
           <w:rPr>
-            <w:rFonts w:ascii="Cambria Math" w:eastAsia="宋体" w:hAnsi="Cambria Math" w:cs="Cambria Math"/>
+            <w:rFonts w:ascii="Times New Roman" w:eastAsia="宋体" w:hAnsi="Times New Roman" w:cs="Cambria Math"/>
           </w:rPr>
           <m:t>1</m:t>
         </m:r>
@@ -10033,7 +10033,7 @@
       <m:oMath>
         <m:r>
           <w:rPr>
-            <w:rFonts w:ascii="Cambria Math" w:eastAsia="宋体" w:hAnsi="Cambria Math" w:cs="Cambria Math"/>
+            <w:rFonts w:ascii="Times New Roman" w:eastAsia="宋体" w:hAnsi="Times New Roman" w:cs="Cambria Math"/>
           </w:rPr>
           <m:t>2</m:t>
         </m:r>
@@ -10042,7 +10042,7 @@
             <m:sty m:val="p"/>
           </m:rPr>
           <w:rPr>
-            <w:rFonts w:ascii="Cambria Math" w:eastAsia="宋体" w:hAnsi="Cambria Math" w:cs="Cambria Math"/>
+            <w:rFonts w:ascii="Times New Roman" w:eastAsia="宋体" w:hAnsi="Times New Roman" w:cs="Cambria Math"/>
           </w:rPr>
           <m:t>：</m:t>
         </m:r>
@@ -10054,7 +10054,7 @@
           <m:e>
             <m:r>
               <w:rPr>
-                <w:rFonts w:ascii="Cambria Math" w:eastAsia="宋体" w:hAnsi="Cambria Math" w:cs="Cambria Math"/>
+                <w:rFonts w:ascii="Times New Roman" w:eastAsia="宋体" w:hAnsi="Times New Roman" w:cs="Cambria Math"/>
               </w:rPr>
               <m:t>3</m:t>
             </m:r>
@@ -10086,7 +10086,7 @@
           <m:e>
             <m:r>
               <w:rPr>
-                <w:rFonts w:ascii="Cambria Math" w:eastAsia="宋体" w:hAnsi="Cambria Math" w:cs="Cambria Math"/>
+                <w:rFonts w:ascii="Times New Roman" w:eastAsia="宋体" w:hAnsi="Times New Roman" w:cs="Cambria Math"/>
               </w:rPr>
               <m:t>3</m:t>
             </m:r>
@@ -10097,13 +10097,13 @@
             <m:sty m:val="p"/>
           </m:rPr>
           <w:rPr>
-            <w:rFonts w:ascii="Cambria Math" w:eastAsia="宋体" w:hAnsi="Cambria Math" w:cs="Cambria Math"/>
+            <w:rFonts w:ascii="Times New Roman" w:eastAsia="宋体" w:hAnsi="Times New Roman" w:cs="Cambria Math"/>
           </w:rPr>
           <m:t>：</m:t>
         </m:r>
         <m:r>
           <w:rPr>
-            <w:rFonts w:ascii="Cambria Math" w:eastAsia="宋体" w:hAnsi="Cambria Math" w:cs="Cambria Math"/>
+            <w:rFonts w:ascii="Times New Roman" w:eastAsia="宋体" w:hAnsi="Times New Roman" w:cs="Cambria Math"/>
           </w:rPr>
           <m:t>2</m:t>
         </m:r>
@@ -10202,7 +10202,7 @@
               <m:e>
                 <m:r>
                   <w:rPr>
-                    <w:rFonts w:ascii="Cambria Math" w:eastAsia="宋体" w:hAnsi="Cambria Math" w:cs="Cambria Math"/>
+                    <w:rFonts w:ascii="Times New Roman" w:eastAsia="宋体" w:hAnsi="Times New Roman" w:cs="Cambria Math"/>
                   </w:rPr>
                   <m:t>E</m:t>
                 </m:r>
@@ -10210,7 +10210,7 @@
               <m:sub>
                 <m:r>
                   <w:rPr>
-                    <w:rFonts w:ascii="Cambria Math" w:eastAsia="宋体" w:hAnsi="Cambria Math" w:cs="Cambria Math"/>
+                    <w:rFonts w:ascii="Times New Roman" w:eastAsia="宋体" w:hAnsi="Times New Roman" w:cs="Cambria Math"/>
                   </w:rPr>
                   <m:t>1</m:t>
                 </m:r>
@@ -10220,7 +10220,7 @@
           <m:den>
             <m:r>
               <w:rPr>
-                <w:rFonts w:ascii="Cambria Math" w:eastAsia="宋体" w:hAnsi="Cambria Math" w:cs="Cambria Math"/>
+                <w:rFonts w:ascii="Times New Roman" w:eastAsia="宋体" w:hAnsi="Times New Roman" w:cs="Cambria Math"/>
               </w:rPr>
               <m:t>2</m:t>
             </m:r>
@@ -10302,7 +10302,7 @@
           <m:e>
             <m:r>
               <w:rPr>
-                <w:rFonts w:ascii="Cambria Math" w:eastAsia="宋体" w:hAnsi="Cambria Math" w:cs="Cambria Math"/>
+                <w:rFonts w:ascii="Times New Roman" w:eastAsia="宋体" w:hAnsi="Times New Roman" w:cs="Cambria Math"/>
               </w:rPr>
               <m:t>E</m:t>
             </m:r>
@@ -10310,7 +10310,7 @@
           <m:sub>
             <m:r>
               <w:rPr>
-                <w:rFonts w:ascii="Cambria Math" w:eastAsia="宋体" w:hAnsi="Cambria Math" w:cs="Cambria Math"/>
+                <w:rFonts w:ascii="Times New Roman" w:eastAsia="宋体" w:hAnsi="Times New Roman" w:cs="Cambria Math"/>
               </w:rPr>
               <m:t>2</m:t>
             </m:r>
@@ -10318,19 +10318,19 @@
         </m:sSub>
         <m:r>
           <w:rPr>
-            <w:rFonts w:ascii="Cambria Math" w:eastAsia="宋体" w:hAnsi="Cambria Math" w:cs="Cambria Math"/>
+            <w:rFonts w:ascii="Times New Roman" w:eastAsia="宋体" w:hAnsi="Times New Roman" w:cs="Cambria Math"/>
           </w:rPr>
           <m:t>=</m:t>
         </m:r>
         <m:r>
           <w:rPr>
-            <w:rFonts w:ascii="Cambria Math" w:eastAsia="宋体" w:hAnsi="Cambria Math" w:cs="Cambria Math"/>
+            <w:rFonts w:ascii="Times New Roman" w:eastAsia="宋体" w:hAnsi="Times New Roman" w:cs="Cambria Math"/>
           </w:rPr>
           <m:t>2</m:t>
         </m:r>
         <m:r>
           <w:rPr>
-            <w:rFonts w:ascii="Cambria Math" w:eastAsia="宋体" w:hAnsi="Cambria Math" w:cs="Cambria Math"/>
+            <w:rFonts w:ascii="Times New Roman" w:eastAsia="宋体" w:hAnsi="Times New Roman" w:cs="Cambria Math"/>
           </w:rPr>
           <m:t>×</m:t>
         </m:r>
@@ -10340,7 +10340,7 @@
               <m:e>
                 <m:r>
                   <w:rPr>
-                    <w:rFonts w:ascii="Cambria Math" w:eastAsia="宋体" w:hAnsi="Cambria Math" w:cs="Cambria Math"/>
+                    <w:rFonts w:ascii="Times New Roman" w:eastAsia="宋体" w:hAnsi="Times New Roman" w:cs="Cambria Math"/>
                   </w:rPr>
                   <m:t>E</m:t>
                 </m:r>
@@ -10348,7 +10348,7 @@
               <m:sub>
                 <m:r>
                   <w:rPr>
-                    <w:rFonts w:ascii="Cambria Math" w:eastAsia="宋体" w:hAnsi="Cambria Math" w:cs="Cambria Math"/>
+                    <w:rFonts w:ascii="Times New Roman" w:eastAsia="宋体" w:hAnsi="Times New Roman" w:cs="Cambria Math"/>
                   </w:rPr>
                   <m:t>1</m:t>
                 </m:r>
@@ -10358,7 +10358,7 @@
           <m:den>
             <m:r>
               <w:rPr>
-                <w:rFonts w:ascii="Cambria Math" w:eastAsia="宋体" w:hAnsi="Cambria Math" w:cs="Cambria Math"/>
+                <w:rFonts w:ascii="Times New Roman" w:eastAsia="宋体" w:hAnsi="Times New Roman" w:cs="Cambria Math"/>
               </w:rPr>
               <m:t>2</m:t>
             </m:r>
@@ -10366,7 +10366,7 @@
         </m:f>
         <m:r>
           <w:rPr>
-            <w:rFonts w:ascii="Cambria Math" w:eastAsia="宋体" w:hAnsi="Cambria Math" w:cs="Cambria Math"/>
+            <w:rFonts w:ascii="Times New Roman" w:eastAsia="宋体" w:hAnsi="Times New Roman" w:cs="Cambria Math"/>
           </w:rPr>
           <m:t>×</m:t>
         </m:r>
@@ -10375,25 +10375,25 @@
             <m:sty m:val="p"/>
           </m:rPr>
           <w:rPr>
-            <w:rFonts w:ascii="Cambria Math" w:eastAsia="宋体" w:hAnsi="Cambria Math" w:cs="Cambria Math"/>
+            <w:rFonts w:ascii="Times New Roman" w:eastAsia="宋体" w:hAnsi="Times New Roman" w:cs="Cambria Math"/>
           </w:rPr>
           <m:t>cos</m:t>
         </m:r>
         <m:r>
           <w:rPr>
-            <w:rFonts w:ascii="Cambria Math" w:eastAsia="宋体" w:hAnsi="Cambria Math" w:cs="Cambria Math"/>
+            <w:rFonts w:ascii="Times New Roman" w:eastAsia="宋体" w:hAnsi="Times New Roman" w:cs="Cambria Math"/>
           </w:rPr>
           <m:t>30</m:t>
         </m:r>
         <m:r>
           <w:rPr>
-            <w:rFonts w:ascii="Cambria Math" w:eastAsia="宋体" w:hAnsi="Cambria Math" w:cs="Cambria Math"/>
+            <w:rFonts w:ascii="Times New Roman" w:eastAsia="宋体" w:hAnsi="Times New Roman" w:cs="Cambria Math"/>
           </w:rPr>
           <m:t>°</m:t>
         </m:r>
         <m:r>
           <w:rPr>
-            <w:rFonts w:ascii="Cambria Math" w:eastAsia="宋体" w:hAnsi="Cambria Math" w:cs="Cambria Math"/>
+            <w:rFonts w:ascii="Times New Roman" w:eastAsia="宋体" w:hAnsi="Times New Roman" w:cs="Cambria Math"/>
           </w:rPr>
           <m:t>=</m:t>
         </m:r>
@@ -10407,7 +10407,7 @@
               <m:e>
                 <m:r>
                   <w:rPr>
-                    <w:rFonts w:ascii="Cambria Math" w:eastAsia="宋体" w:hAnsi="Cambria Math" w:cs="Cambria Math"/>
+                    <w:rFonts w:ascii="Times New Roman" w:eastAsia="宋体" w:hAnsi="Times New Roman" w:cs="Cambria Math"/>
                   </w:rPr>
                   <m:t>3</m:t>
                 </m:r>
@@ -10417,7 +10417,7 @@
               <m:e>
                 <m:r>
                   <w:rPr>
-                    <w:rFonts w:ascii="Cambria Math" w:eastAsia="宋体" w:hAnsi="Cambria Math" w:cs="Cambria Math"/>
+                    <w:rFonts w:ascii="Times New Roman" w:eastAsia="宋体" w:hAnsi="Times New Roman" w:cs="Cambria Math"/>
                   </w:rPr>
                   <m:t>E</m:t>
                 </m:r>
@@ -10425,7 +10425,7 @@
               <m:sub>
                 <m:r>
                   <w:rPr>
-                    <w:rFonts w:ascii="Cambria Math" w:eastAsia="宋体" w:hAnsi="Cambria Math" w:cs="Cambria Math"/>
+                    <w:rFonts w:ascii="Times New Roman" w:eastAsia="宋体" w:hAnsi="Times New Roman" w:cs="Cambria Math"/>
                   </w:rPr>
                   <m:t>1</m:t>
                 </m:r>
@@ -10435,7 +10435,7 @@
           <m:den>
             <m:r>
               <w:rPr>
-                <w:rFonts w:ascii="Cambria Math" w:eastAsia="宋体" w:hAnsi="Cambria Math" w:cs="Cambria Math"/>
+                <w:rFonts w:ascii="Times New Roman" w:eastAsia="宋体" w:hAnsi="Times New Roman" w:cs="Cambria Math"/>
               </w:rPr>
               <m:t>2</m:t>
             </m:r>
@@ -10477,7 +10477,7 @@
           <m:e>
             <m:r>
               <w:rPr>
-                <w:rFonts w:ascii="Cambria Math" w:eastAsia="宋体" w:hAnsi="Cambria Math" w:cs="Cambria Math"/>
+                <w:rFonts w:ascii="Times New Roman" w:eastAsia="宋体" w:hAnsi="Times New Roman" w:cs="Cambria Math"/>
               </w:rPr>
               <m:t>E</m:t>
             </m:r>
@@ -10485,7 +10485,7 @@
           <m:sub>
             <m:r>
               <w:rPr>
-                <w:rFonts w:ascii="Cambria Math" w:eastAsia="宋体" w:hAnsi="Cambria Math" w:cs="Cambria Math"/>
+                <w:rFonts w:ascii="Times New Roman" w:eastAsia="宋体" w:hAnsi="Times New Roman" w:cs="Cambria Math"/>
               </w:rPr>
               <m:t>1</m:t>
             </m:r>
@@ -10493,7 +10493,7 @@
         </m:sSub>
         <m:r>
           <w:rPr>
-            <w:rFonts w:ascii="Cambria Math" w:eastAsia="宋体" w:hAnsi="Cambria Math" w:cs="Cambria Math"/>
+            <w:rFonts w:ascii="Times New Roman" w:eastAsia="宋体" w:hAnsi="Times New Roman" w:cs="Cambria Math"/>
           </w:rPr>
           <m:t>:</m:t>
         </m:r>
@@ -10501,7 +10501,7 @@
           <m:e>
             <m:r>
               <w:rPr>
-                <w:rFonts w:ascii="Cambria Math" w:eastAsia="宋体" w:hAnsi="Cambria Math" w:cs="Cambria Math"/>
+                <w:rFonts w:ascii="Times New Roman" w:eastAsia="宋体" w:hAnsi="Times New Roman" w:cs="Cambria Math"/>
               </w:rPr>
               <m:t>E</m:t>
             </m:r>
@@ -10509,7 +10509,7 @@
           <m:sub>
             <m:r>
               <w:rPr>
-                <w:rFonts w:ascii="Cambria Math" w:eastAsia="宋体" w:hAnsi="Cambria Math" w:cs="Cambria Math"/>
+                <w:rFonts w:ascii="Times New Roman" w:eastAsia="宋体" w:hAnsi="Times New Roman" w:cs="Cambria Math"/>
               </w:rPr>
               <m:t>2</m:t>
             </m:r>
@@ -10517,19 +10517,19 @@
         </m:sSub>
         <m:r>
           <w:rPr>
-            <w:rFonts w:ascii="Cambria Math" w:eastAsia="宋体" w:hAnsi="Cambria Math" w:cs="Cambria Math"/>
+            <w:rFonts w:ascii="Times New Roman" w:eastAsia="宋体" w:hAnsi="Times New Roman" w:cs="Cambria Math"/>
           </w:rPr>
           <m:t>=</m:t>
         </m:r>
         <m:r>
           <w:rPr>
-            <w:rFonts w:ascii="Cambria Math" w:eastAsia="宋体" w:hAnsi="Cambria Math" w:cs="Cambria Math"/>
+            <w:rFonts w:ascii="Times New Roman" w:eastAsia="宋体" w:hAnsi="Times New Roman" w:cs="Cambria Math"/>
           </w:rPr>
           <m:t>2</m:t>
         </m:r>
         <m:r>
           <w:rPr>
-            <w:rFonts w:ascii="Cambria Math" w:eastAsia="宋体" w:hAnsi="Cambria Math" w:cs="Cambria Math"/>
+            <w:rFonts w:ascii="Times New Roman" w:eastAsia="宋体" w:hAnsi="Times New Roman" w:cs="Cambria Math"/>
           </w:rPr>
           <m:t>:</m:t>
         </m:r>
@@ -10541,7 +10541,7 @@
           <m:e>
             <m:r>
               <w:rPr>
-                <w:rFonts w:ascii="Cambria Math" w:eastAsia="宋体" w:hAnsi="Cambria Math" w:cs="Cambria Math"/>
+                <w:rFonts w:ascii="Times New Roman" w:eastAsia="宋体" w:hAnsi="Times New Roman" w:cs="Cambria Math"/>
               </w:rPr>
               <m:t>3</m:t>
             </m:r>
@@ -10995,7 +10995,7 @@
           <m:e>
             <m:r>
               <w:rPr>
-                <w:rFonts w:ascii="Cambria Math" w:eastAsia="宋体" w:hAnsi="Cambria Math" w:cs="Cambria Math"/>
+                <w:rFonts w:ascii="Times New Roman" w:eastAsia="宋体" w:hAnsi="Times New Roman" w:cs="Cambria Math"/>
               </w:rPr>
               <m:t>E</m:t>
             </m:r>
@@ -11003,7 +11003,7 @@
           <m:sub>
             <m:r>
               <w:rPr>
-                <w:rFonts w:ascii="Cambria Math" w:eastAsia="宋体" w:hAnsi="Cambria Math" w:cs="Cambria Math"/>
+                <w:rFonts w:ascii="Times New Roman" w:eastAsia="宋体" w:hAnsi="Times New Roman" w:cs="Cambria Math"/>
               </w:rPr>
               <m:t>A</m:t>
             </m:r>
@@ -11011,7 +11011,7 @@
         </m:sSub>
         <m:r>
           <w:rPr>
-            <w:rFonts w:ascii="Cambria Math" w:eastAsia="宋体" w:hAnsi="Cambria Math" w:cs="Cambria Math"/>
+            <w:rFonts w:ascii="Times New Roman" w:eastAsia="宋体" w:hAnsi="Times New Roman" w:cs="Cambria Math"/>
           </w:rPr>
           <m:t>&gt;</m:t>
         </m:r>
@@ -11019,7 +11019,7 @@
           <m:e>
             <m:r>
               <w:rPr>
-                <w:rFonts w:ascii="Cambria Math" w:eastAsia="宋体" w:hAnsi="Cambria Math" w:cs="Cambria Math"/>
+                <w:rFonts w:ascii="Times New Roman" w:eastAsia="宋体" w:hAnsi="Times New Roman" w:cs="Cambria Math"/>
               </w:rPr>
               <m:t>E</m:t>
             </m:r>
@@ -11027,7 +11027,7 @@
           <m:sub>
             <m:r>
               <w:rPr>
-                <w:rFonts w:ascii="Cambria Math" w:eastAsia="宋体" w:hAnsi="Cambria Math" w:cs="Cambria Math"/>
+                <w:rFonts w:ascii="Times New Roman" w:eastAsia="宋体" w:hAnsi="Times New Roman" w:cs="Cambria Math"/>
               </w:rPr>
               <m:t>B</m:t>
             </m:r>
@@ -11319,7 +11319,7 @@
         <w:spacing w:line="300" w:lineRule="auto" w:before="0" w:after="0"/>
         <w:jc w:val="left"/>
         <w:rPr>
-          <w:rFonts w:ascii="Times New Roman" w:eastAsia="Times New Roman" w:hAnsi="Times New Roman" w:cs="Times New Roman"/>
+          <w:rFonts w:ascii="Times New Roman" w:eastAsia="宋体" w:hAnsi="Times New Roman" w:cs="Times New Roman"/>
           <w:i/>
           <w:sz w:val="21"/>
           <w:szCs w:val="21"/>
@@ -11382,7 +11382,7 @@
         <w:spacing w:line="300" w:lineRule="auto" w:before="0" w:after="0"/>
         <w:jc w:val="left"/>
         <w:rPr>
-          <w:rFonts w:ascii="Times New Roman" w:eastAsia="Times New Roman" w:hAnsi="Times New Roman" w:cs="Times New Roman"/>
+          <w:rFonts w:ascii="Times New Roman" w:eastAsia="宋体" w:hAnsi="Times New Roman" w:cs="Times New Roman"/>
           <w:i/>
           <w:sz w:val="21"/>
           <w:szCs w:val="21"/>
@@ -11419,7 +11419,7 @@
         <w:spacing w:line="300" w:lineRule="auto" w:before="0" w:after="0"/>
         <w:jc w:val="left"/>
         <w:rPr>
-          <w:rFonts w:ascii="Times New Roman" w:eastAsia="Times New Roman" w:hAnsi="Times New Roman" w:cs="Times New Roman"/>
+          <w:rFonts w:ascii="Times New Roman" w:eastAsia="宋体" w:hAnsi="Times New Roman" w:cs="Times New Roman"/>
           <w:i/>
           <w:sz w:val="21"/>
           <w:szCs w:val="21"/>
@@ -11494,7 +11494,7 @@
         <w:spacing w:line="300" w:lineRule="auto" w:before="0" w:after="0"/>
         <w:jc w:val="left"/>
         <w:rPr>
-          <w:rFonts w:ascii="Times New Roman" w:eastAsia="Times New Roman" w:hAnsi="Times New Roman" w:cs="Times New Roman"/>
+          <w:rFonts w:ascii="Times New Roman" w:eastAsia="宋体" w:hAnsi="Times New Roman" w:cs="Times New Roman"/>
           <w:i/>
           <w:sz w:val="21"/>
           <w:szCs w:val="21"/>
@@ -11531,7 +11531,7 @@
         <w:spacing w:line="300" w:lineRule="auto" w:before="0" w:after="0"/>
         <w:jc w:val="left"/>
         <w:rPr>
-          <w:rFonts w:ascii="Times New Roman" w:eastAsia="Times New Roman" w:hAnsi="Times New Roman" w:cs="Times New Roman"/>
+          <w:rFonts w:ascii="Times New Roman" w:eastAsia="宋体" w:hAnsi="Times New Roman" w:cs="Times New Roman"/>
           <w:i/>
           <w:sz w:val="21"/>
           <w:szCs w:val="21"/>
@@ -11568,7 +11568,7 @@
         <w:spacing w:line="300" w:lineRule="auto" w:before="0" w:after="0"/>
         <w:jc w:val="left"/>
         <w:rPr>
-          <w:rFonts w:ascii="Times New Roman" w:eastAsia="Times New Roman" w:hAnsi="Times New Roman" w:cs="Times New Roman"/>
+          <w:rFonts w:ascii="Times New Roman" w:eastAsia="宋体" w:hAnsi="Times New Roman" w:cs="Times New Roman"/>
           <w:i/>
           <w:sz w:val="21"/>
           <w:szCs w:val="21"/>
@@ -11689,7 +11689,7 @@
         <w:spacing w:line="300" w:lineRule="auto" w:before="0" w:after="0"/>
         <w:jc w:val="left"/>
         <w:rPr>
-          <w:rFonts w:ascii="Times New Roman" w:eastAsia="Times New Roman" w:hAnsi="Times New Roman" w:cs="Times New Roman"/>
+          <w:rFonts w:ascii="Times New Roman" w:eastAsia="宋体" w:hAnsi="Times New Roman" w:cs="Times New Roman"/>
           <w:i/>
           <w:sz w:val="21"/>
           <w:szCs w:val="21"/>
@@ -11718,7 +11718,7 @@
         <w:spacing w:line="300" w:lineRule="auto" w:before="0" w:after="0"/>
         <w:jc w:val="left"/>
         <w:rPr>
-          <w:rFonts w:ascii="Times New Roman" w:eastAsia="Times New Roman" w:hAnsi="Times New Roman" w:cs="Times New Roman"/>
+          <w:rFonts w:ascii="Times New Roman" w:eastAsia="宋体" w:hAnsi="Times New Roman" w:cs="Times New Roman"/>
           <w:i/>
           <w:sz w:val="21"/>
           <w:szCs w:val="21"/>
@@ -11755,7 +11755,7 @@
         <w:spacing w:line="300" w:lineRule="auto" w:before="0" w:after="0"/>
         <w:jc w:val="left"/>
         <w:rPr>
-          <w:rFonts w:ascii="Times New Roman" w:eastAsia="Times New Roman" w:hAnsi="Times New Roman" w:cs="Times New Roman"/>
+          <w:rFonts w:ascii="Times New Roman" w:eastAsia="宋体" w:hAnsi="Times New Roman" w:cs="Times New Roman"/>
           <w:i/>
           <w:sz w:val="21"/>
           <w:szCs w:val="21"/>
@@ -11792,7 +11792,7 @@
         <w:spacing w:line="300" w:lineRule="auto" w:before="0" w:after="0"/>
         <w:jc w:val="left"/>
         <w:rPr>
-          <w:rFonts w:ascii="Times New Roman" w:eastAsia="Times New Roman" w:hAnsi="Times New Roman" w:cs="Times New Roman"/>
+          <w:rFonts w:ascii="Times New Roman" w:eastAsia="宋体" w:hAnsi="Times New Roman" w:cs="Times New Roman"/>
           <w:i/>
           <w:sz w:val="21"/>
           <w:szCs w:val="21"/>
@@ -11829,7 +11829,7 @@
         <w:spacing w:line="300" w:lineRule="auto" w:before="0" w:after="0"/>
         <w:jc w:val="left"/>
         <w:rPr>
-          <w:rFonts w:ascii="Times New Roman" w:eastAsia="Times New Roman" w:hAnsi="Times New Roman" w:cs="Times New Roman"/>
+          <w:rFonts w:ascii="Times New Roman" w:eastAsia="宋体" w:hAnsi="Times New Roman" w:cs="Times New Roman"/>
           <w:i/>
           <w:sz w:val="21"/>
           <w:szCs w:val="21"/>
@@ -11904,7 +11904,7 @@
         <w:spacing w:line="300" w:lineRule="auto" w:before="0" w:after="0"/>
         <w:jc w:val="left"/>
         <w:rPr>
-          <w:rFonts w:ascii="Times New Roman" w:eastAsia="Times New Roman" w:hAnsi="Times New Roman" w:cs="Times New Roman"/>
+          <w:rFonts w:ascii="Times New Roman" w:eastAsia="宋体" w:hAnsi="Times New Roman" w:cs="Times New Roman"/>
           <w:i/>
           <w:sz w:val="21"/>
           <w:szCs w:val="21"/>
@@ -11925,7 +11925,7 @@
         <w:spacing w:line="300" w:lineRule="auto" w:before="0" w:after="0"/>
         <w:jc w:val="left"/>
         <w:rPr>
-          <w:rFonts w:ascii="Times New Roman" w:eastAsia="Times New Roman" w:hAnsi="Times New Roman" w:cs="Times New Roman"/>
+          <w:rFonts w:ascii="Times New Roman" w:eastAsia="宋体" w:hAnsi="Times New Roman" w:cs="Times New Roman"/>
           <w:i/>
           <w:sz w:val="21"/>
           <w:szCs w:val="21"/>
@@ -14055,6 +14055,7 @@
       <w:footerReference w:type="default" r:id="rId9"/>
       <w:pgSz w:w="11906" w:h="16838"/>
       <w:pgMar w:top="720" w:right="720" w:bottom="720" w:left="720" w:header="720" w:footer="720" w:gutter="0"/>
+      <w:pgNumType w:start="1"/>
       <w:cols w:space="720"/>
       <w:docGrid w:linePitch="360"/>
     </w:sectPr>
@@ -14063,23 +14064,54 @@
 </file>
 
 <file path=word/footer1.xml><?xml version="1.0" encoding="utf-8"?>
-<w:ftr xmlns:m="http://schemas.openxmlformats.org/officeDocument/2006/math" xmlns:mc="http://schemas.openxmlformats.org/markup-compatibility/2006" xmlns:mo="http://schemas.microsoft.com/office/mac/office/2008/main" xmlns:mv="urn:schemas-microsoft-com:mac:vml" xmlns:o="urn:schemas-microsoft-com:office:office" xmlns:r="http://schemas.openxmlformats.org/officeDocument/2006/relationships" xmlns:v="urn:schemas-microsoft-com:vml" xmlns:w10="urn:schemas-microsoft-com:office:word" xmlns:w14="http://schemas.microsoft.com/office/word/2010/wordml" xmlns:w="http://schemas.openxmlformats.org/wordprocessingml/2006/main" xmlns:wne="http://schemas.microsoft.com/office/word/2006/wordml" xmlns:wp14="http://schemas.microsoft.com/office/word/2010/wordprocessingDrawing" xmlns:wp="http://schemas.openxmlformats.org/drawingml/2006/wordprocessingDrawing" xmlns:wpc="http://schemas.microsoft.com/office/word/2010/wordprocessingCanvas" xmlns:wpg="http://schemas.microsoft.com/office/word/2010/wordprocessingGroup" xmlns:wpi="http://schemas.microsoft.com/office/word/2010/wordprocessingInk" xmlns:wps="http://schemas.microsoft.com/office/word/2010/wordprocessingShape" mc:Ignorable="w14 wp14">
+<w:ftr xmlns:w="http://schemas.openxmlformats.org/wordprocessingml/2006/main" xmlns:r="http://schemas.openxmlformats.org/officeDocument/2006/relationships">
   <w:p>
     <w:pPr>
-      <w:jc w:val="left"/>
-      <w:rPr>
-        <w:sz w:val="18"/>
-        <w:szCs w:val="18"/>
-      </w:rPr>
+      <w:jc w:val="center"/>
     </w:pPr>
     <w:r>
-      <w:fldChar w:fldCharType="begin"/>
+      <w:rPr>
+        <w:rFonts w:ascii="Times New Roman" w:hAnsi="Times New Roman" w:eastAsia="宋体"/>
+        <w:sz w:val="21"/>
+        <w:szCs w:val="21"/>
+      </w:rPr>
+      <w:t xml:space="preserve">第</w:t>
     </w:r>
+    <w:fldSimple w:instr=" PAGE ">
+      <w:r>
+        <w:rPr>
+          <w:rFonts w:ascii="Times New Roman" w:hAnsi="Times New Roman" w:eastAsia="宋体"/>
+          <w:sz w:val="21"/>
+          <w:szCs w:val="21"/>
+        </w:rPr>
+        <w:t xml:space="preserve">1</w:t>
+      </w:r>
+    </w:fldSimple>
     <w:r>
-      <w:instrText xml:space="preserve"> PAGE </w:instrText>
+      <w:rPr>
+        <w:rFonts w:ascii="Times New Roman" w:hAnsi="Times New Roman" w:eastAsia="宋体"/>
+        <w:sz w:val="21"/>
+        <w:szCs w:val="21"/>
+      </w:rPr>
+      <w:t xml:space="preserve">页（共</w:t>
     </w:r>
+    <w:fldSimple w:instr=" NUMPAGES ">
+      <w:r>
+        <w:rPr>
+          <w:rFonts w:ascii="Times New Roman" w:hAnsi="Times New Roman" w:eastAsia="宋体"/>
+          <w:sz w:val="21"/>
+          <w:szCs w:val="21"/>
+        </w:rPr>
+        <w:t xml:space="preserve">1</w:t>
+      </w:r>
+    </w:fldSimple>
     <w:r>
-      <w:fldChar w:fldCharType="end"/>
+      <w:rPr>
+        <w:rFonts w:ascii="Times New Roman" w:hAnsi="Times New Roman" w:eastAsia="宋体"/>
+        <w:sz w:val="21"/>
+        <w:szCs w:val="21"/>
+      </w:rPr>
+      <w:t xml:space="preserve">页）</w:t>
     </w:r>
   </w:p>
 </w:ftr>

--- a/高中物理/高中物理同步/人教版必修3 第9章 静电场及其应用·简单卷（10题）.docx
+++ b/高中物理/高中物理同步/人教版必修3 第9章 静电场及其应用·简单卷（10题）.docx
@@ -67,11 +67,9 @@
       <w:r>
         <w:rPr>
           <w:rFonts w:ascii="Times New Roman" w:eastAsia="宋体" w:hAnsi="Times New Roman" w:cs="Times New Roman"/>
-          <w:strike w:val="0"/>
           <w:kern w:val="0"/>
           <w:sz w:val="21"/>
           <w:szCs w:val="21"/>
-          <w:u w:val="none"/>
         </w:rPr>
         <w:drawing>
           <wp:inline>
@@ -266,11 +264,9 @@
       <w:r>
         <w:rPr>
           <w:rFonts w:ascii="Times New Roman" w:eastAsia="宋体" w:hAnsi="Times New Roman" w:cs="Times New Roman"/>
-          <w:strike w:val="0"/>
           <w:kern w:val="0"/>
           <w:sz w:val="21"/>
           <w:szCs w:val="21"/>
-          <w:u w:val="none"/>
         </w:rPr>
         <w:drawing>
           <wp:inline>
@@ -408,11 +404,9 @@
       <w:r>
         <w:rPr>
           <w:rFonts w:ascii="Times New Roman" w:eastAsia="宋体" w:hAnsi="Times New Roman" w:cs="Times New Roman"/>
-          <w:strike w:val="0"/>
           <w:kern w:val="0"/>
           <w:sz w:val="21"/>
           <w:szCs w:val="21"/>
-          <w:u w:val="none"/>
         </w:rPr>
         <w:drawing>
           <wp:inline>
@@ -588,11 +582,9 @@
       <w:r>
         <w:rPr>
           <w:rFonts w:ascii="Times New Roman" w:eastAsia="宋体" w:hAnsi="Times New Roman" w:cs="Times New Roman"/>
-          <w:strike w:val="0"/>
           <w:kern w:val="0"/>
           <w:sz w:val="21"/>
           <w:szCs w:val="21"/>
-          <w:u w:val="none"/>
         </w:rPr>
         <w:drawing>
           <wp:inline>
@@ -751,11 +743,9 @@
       <w:r>
         <w:rPr>
           <w:rFonts w:ascii="Times New Roman" w:eastAsia="宋体" w:hAnsi="Times New Roman" w:cs="Times New Roman"/>
-          <w:strike w:val="0"/>
           <w:kern w:val="0"/>
           <w:sz w:val="21"/>
           <w:szCs w:val="21"/>
-          <w:u w:val="none"/>
         </w:rPr>
         <w:drawing>
           <wp:inline>
@@ -1132,11 +1122,9 @@
       <w:r>
         <w:rPr>
           <w:rFonts w:ascii="Times New Roman" w:eastAsia="宋体" w:hAnsi="Times New Roman" w:cs="Times New Roman"/>
-          <w:strike w:val="0"/>
           <w:kern w:val="0"/>
           <w:sz w:val="21"/>
           <w:szCs w:val="21"/>
-          <w:u w:val="none"/>
         </w:rPr>
         <w:drawing>
           <wp:inline>
@@ -1603,11 +1591,9 @@
       <w:r>
         <w:rPr>
           <w:rFonts w:ascii="Times New Roman" w:eastAsia="宋体" w:hAnsi="Times New Roman" w:cs="Times New Roman"/>
-          <w:strike w:val="0"/>
           <w:kern w:val="0"/>
           <w:sz w:val="21"/>
           <w:szCs w:val="21"/>
-          <w:u w:val="none"/>
         </w:rPr>
         <w:drawing>
           <wp:inline>
@@ -2555,11 +2541,9 @@
       <w:r>
         <w:rPr>
           <w:rFonts w:ascii="Times New Roman" w:eastAsia="宋体" w:hAnsi="Times New Roman" w:cs="Times New Roman"/>
-          <w:strike w:val="0"/>
           <w:kern w:val="0"/>
           <w:sz w:val="21"/>
           <w:szCs w:val="21"/>
-          <w:u w:val="none"/>
         </w:rPr>
         <w:drawing>
           <wp:inline>
@@ -2920,11 +2904,9 @@
       <w:r>
         <w:rPr>
           <w:rFonts w:ascii="Times New Roman" w:eastAsia="宋体" w:hAnsi="Times New Roman" w:cs="Times New Roman"/>
-          <w:strike w:val="0"/>
           <w:kern w:val="0"/>
           <w:sz w:val="21"/>
           <w:szCs w:val="21"/>
-          <w:u w:val="none"/>
         </w:rPr>
         <w:drawing>
           <wp:inline>
@@ -3076,11 +3058,9 @@
       <w:r>
         <w:rPr>
           <w:rFonts w:ascii="Times New Roman" w:eastAsia="宋体" w:hAnsi="Times New Roman" w:cs="Times New Roman"/>
-          <w:strike w:val="0"/>
           <w:kern w:val="0"/>
           <w:sz w:val="21"/>
           <w:szCs w:val="21"/>
-          <w:u w:val="none"/>
         </w:rPr>
         <w:drawing>
           <wp:inline>
@@ -3667,11 +3647,9 @@
       <w:r>
         <w:rPr>
           <w:rFonts w:ascii="Times New Roman" w:eastAsia="宋体" w:hAnsi="Times New Roman" w:cs="Times New Roman"/>
-          <w:strike w:val="0"/>
           <w:kern w:val="0"/>
           <w:sz w:val="21"/>
           <w:szCs w:val="21"/>
-          <w:u w:val="none"/>
         </w:rPr>
         <w:drawing>
           <wp:inline>
@@ -3796,11 +3774,9 @@
       <w:r>
         <w:rPr>
           <w:rFonts w:ascii="Times New Roman" w:eastAsia="宋体" w:hAnsi="Times New Roman" w:cs="Times New Roman"/>
-          <w:strike w:val="0"/>
           <w:kern w:val="0"/>
           <w:sz w:val="21"/>
           <w:szCs w:val="21"/>
-          <w:u w:val="none"/>
         </w:rPr>
         <w:drawing>
           <wp:inline>
@@ -4281,11 +4257,9 @@
       <w:r>
         <w:rPr>
           <w:rFonts w:ascii="Times New Roman" w:eastAsia="宋体" w:hAnsi="Times New Roman" w:cs="Times New Roman"/>
-          <w:strike w:val="0"/>
           <w:kern w:val="0"/>
           <w:sz w:val="21"/>
           <w:szCs w:val="21"/>
-          <w:u w:val="none"/>
         </w:rPr>
         <w:drawing>
           <wp:inline>
@@ -5086,11 +5060,9 @@
       <w:r>
         <w:rPr>
           <w:rFonts w:ascii="Times New Roman" w:eastAsia="宋体" w:hAnsi="Times New Roman" w:cs="Times New Roman"/>
-          <w:strike w:val="0"/>
           <w:kern w:val="0"/>
           <w:sz w:val="21"/>
           <w:szCs w:val="21"/>
-          <w:u w:val="none"/>
         </w:rPr>
         <w:drawing>
           <wp:inline>
@@ -6093,11 +6065,9 @@
       <w:r>
         <w:rPr>
           <w:rFonts w:ascii="Times New Roman" w:eastAsia="宋体" w:hAnsi="Times New Roman" w:cs="Times New Roman"/>
-          <w:strike w:val="0"/>
           <w:kern w:val="0"/>
           <w:sz w:val="21"/>
           <w:szCs w:val="21"/>
-          <w:u w:val="none"/>
         </w:rPr>
         <w:drawing>
           <wp:inline>
@@ -6403,11 +6373,9 @@
       <w:r>
         <w:rPr>
           <w:rFonts w:ascii="Times New Roman" w:eastAsia="宋体" w:hAnsi="Times New Roman" w:cs="Times New Roman"/>
-          <w:strike w:val="0"/>
           <w:kern w:val="0"/>
           <w:sz w:val="21"/>
           <w:szCs w:val="21"/>
-          <w:u w:val="none"/>
         </w:rPr>
         <w:drawing>
           <wp:inline>
@@ -7706,11 +7674,9 @@
       <w:r>
         <w:rPr>
           <w:rFonts w:ascii="Times New Roman" w:eastAsia="宋体" w:hAnsi="Times New Roman" w:cs="Times New Roman"/>
-          <w:strike w:val="0"/>
           <w:kern w:val="0"/>
           <w:sz w:val="21"/>
           <w:szCs w:val="21"/>
-          <w:u w:val="none"/>
         </w:rPr>
         <w:drawing>
           <wp:inline>
@@ -7792,11 +7758,9 @@
       <w:r>
         <w:rPr>
           <w:rFonts w:ascii="Times New Roman" w:eastAsia="宋体" w:hAnsi="Times New Roman" w:cs="Times New Roman"/>
-          <w:strike w:val="0"/>
           <w:kern w:val="0"/>
           <w:sz w:val="21"/>
           <w:szCs w:val="21"/>
-          <w:u w:val="none"/>
         </w:rPr>
         <w:drawing>
           <wp:inline>
@@ -8029,11 +7993,9 @@
       <w:r>
         <w:rPr>
           <w:rFonts w:ascii="Times New Roman" w:eastAsia="宋体" w:hAnsi="Times New Roman" w:cs="Times New Roman"/>
-          <w:strike w:val="0"/>
           <w:kern w:val="0"/>
           <w:sz w:val="21"/>
           <w:szCs w:val="21"/>
-          <w:u w:val="none"/>
         </w:rPr>
         <w:drawing>
           <wp:inline>
@@ -8137,11 +8099,9 @@
       <w:r>
         <w:rPr>
           <w:rFonts w:ascii="Times New Roman" w:eastAsia="宋体" w:hAnsi="Times New Roman" w:cs="Times New Roman"/>
-          <w:strike w:val="0"/>
           <w:kern w:val="0"/>
           <w:sz w:val="21"/>
           <w:szCs w:val="21"/>
-          <w:u w:val="none"/>
         </w:rPr>
         <w:drawing>
           <wp:inline>
@@ -8471,11 +8431,9 @@
             <w:r>
               <w:rPr>
                 <w:rFonts w:ascii="Times New Roman" w:eastAsia="宋体" w:hAnsi="Times New Roman" w:cs="Times New Roman"/>
-                <w:strike w:val="0"/>
                 <w:kern w:val="0"/>
                 <w:sz w:val="21"/>
                 <w:szCs w:val="21"/>
-                <w:u w:val="none"/>
               </w:rPr>
               <w:drawing>
                 <wp:inline>
@@ -8545,11 +8503,9 @@
             <w:r>
               <w:rPr>
                 <w:rFonts w:ascii="Times New Roman" w:eastAsia="宋体" w:hAnsi="Times New Roman" w:cs="Times New Roman"/>
-                <w:strike w:val="0"/>
                 <w:kern w:val="0"/>
                 <w:sz w:val="21"/>
                 <w:szCs w:val="21"/>
-                <w:u w:val="none"/>
               </w:rPr>
               <w:drawing>
                 <wp:inline>
@@ -9178,11 +9134,9 @@
       <w:r>
         <w:rPr>
           <w:rFonts w:ascii="Times New Roman" w:eastAsia="宋体" w:hAnsi="Times New Roman" w:cs="Times New Roman"/>
-          <w:strike w:val="0"/>
           <w:kern w:val="0"/>
           <w:sz w:val="21"/>
           <w:szCs w:val="21"/>
-          <w:u w:val="none"/>
         </w:rPr>
         <w:drawing>
           <wp:inline>
@@ -9885,11 +9839,9 @@
       <w:r>
         <w:rPr>
           <w:rFonts w:ascii="Times New Roman" w:eastAsia="宋体" w:hAnsi="Times New Roman" w:cs="Times New Roman"/>
-          <w:strike w:val="0"/>
           <w:kern w:val="0"/>
           <w:sz w:val="21"/>
           <w:szCs w:val="21"/>
-          <w:u w:val="none"/>
         </w:rPr>
         <w:drawing>
           <wp:inline>
@@ -10641,11 +10593,9 @@
       <w:r>
         <w:rPr>
           <w:rFonts w:ascii="Times New Roman" w:eastAsia="宋体" w:hAnsi="Times New Roman" w:cs="Times New Roman"/>
-          <w:strike w:val="0"/>
           <w:kern w:val="0"/>
           <w:sz w:val="21"/>
           <w:szCs w:val="21"/>
-          <w:u w:val="none"/>
         </w:rPr>
         <w:drawing>
           <wp:inline>
@@ -11253,11 +11203,9 @@
       <w:r>
         <w:rPr>
           <w:rFonts w:ascii="Times New Roman" w:eastAsia="宋体" w:hAnsi="Times New Roman" w:cs="Times New Roman"/>
-          <w:strike w:val="0"/>
           <w:kern w:val="0"/>
           <w:sz w:val="21"/>
           <w:szCs w:val="21"/>
-          <w:u w:val="none"/>
         </w:rPr>
         <w:drawing>
           <wp:inline>
@@ -11428,11 +11376,9 @@
       <w:r>
         <w:rPr>
           <w:rFonts w:ascii="Times New Roman" w:eastAsia="宋体" w:hAnsi="Times New Roman" w:cs="Times New Roman"/>
-          <w:strike w:val="0"/>
           <w:kern w:val="0"/>
           <w:sz w:val="21"/>
           <w:szCs w:val="21"/>
-          <w:u w:val="none"/>
         </w:rPr>
         <w:drawing>
           <wp:inline>
@@ -11838,11 +11784,9 @@
       <w:r>
         <w:rPr>
           <w:rFonts w:ascii="Times New Roman" w:eastAsia="宋体" w:hAnsi="Times New Roman" w:cs="Times New Roman"/>
-          <w:strike w:val="0"/>
           <w:kern w:val="0"/>
           <w:sz w:val="21"/>
           <w:szCs w:val="21"/>
-          <w:u w:val="none"/>
         </w:rPr>
         <w:drawing>
           <wp:inline>
@@ -11934,11 +11878,9 @@
       <w:r>
         <w:rPr>
           <w:rFonts w:ascii="Times New Roman" w:eastAsia="宋体" w:hAnsi="Times New Roman" w:cs="Times New Roman"/>
-          <w:strike w:val="0"/>
           <w:kern w:val="0"/>
           <w:sz w:val="21"/>
           <w:szCs w:val="21"/>
-          <w:u w:val="none"/>
         </w:rPr>
         <w:drawing>
           <wp:inline>
@@ -12009,11 +11951,9 @@
       <w:r>
         <w:rPr>
           <w:rFonts w:ascii="Times New Roman" w:eastAsia="宋体" w:hAnsi="Times New Roman" w:cs="Times New Roman"/>
-          <w:strike w:val="0"/>
           <w:kern w:val="0"/>
           <w:sz w:val="21"/>
           <w:szCs w:val="21"/>
-          <w:u w:val="none"/>
         </w:rPr>
         <w:drawing>
           <wp:inline>
@@ -12257,11 +12197,9 @@
             <w:r>
               <w:rPr>
                 <w:rFonts w:ascii="Times New Roman" w:eastAsia="宋体" w:hAnsi="Times New Roman" w:cs="Times New Roman"/>
-                <w:strike w:val="0"/>
                 <w:kern w:val="0"/>
                 <w:sz w:val="21"/>
                 <w:szCs w:val="21"/>
-                <w:u w:val="none"/>
               </w:rPr>
               <w:drawing>
                 <wp:inline>
@@ -12331,11 +12269,9 @@
             <w:r>
               <w:rPr>
                 <w:rFonts w:ascii="Times New Roman" w:eastAsia="宋体" w:hAnsi="Times New Roman" w:cs="Times New Roman"/>
-                <w:strike w:val="0"/>
                 <w:kern w:val="0"/>
                 <w:sz w:val="21"/>
                 <w:szCs w:val="21"/>
-                <w:u w:val="none"/>
               </w:rPr>
               <w:drawing>
                 <wp:inline>
@@ -12714,11 +12650,9 @@
       <w:r>
         <w:rPr>
           <w:rFonts w:ascii="Times New Roman" w:eastAsia="宋体" w:hAnsi="Times New Roman" w:cs="Times New Roman"/>
-          <w:strike w:val="0"/>
           <w:kern w:val="0"/>
           <w:sz w:val="21"/>
           <w:szCs w:val="21"/>
-          <w:u w:val="none"/>
         </w:rPr>
         <w:drawing>
           <wp:inline>
@@ -13658,11 +13592,9 @@
       <w:r>
         <w:rPr>
           <w:rFonts w:ascii="Times New Roman" w:eastAsia="宋体" w:hAnsi="Times New Roman" w:cs="Times New Roman"/>
-          <w:strike w:val="0"/>
           <w:kern w:val="0"/>
           <w:sz w:val="21"/>
           <w:szCs w:val="21"/>
-          <w:u w:val="none"/>
         </w:rPr>
         <w:drawing>
           <wp:inline>
@@ -13720,11 +13652,9 @@
       <w:r>
         <w:rPr>
           <w:rFonts w:ascii="Times New Roman" w:eastAsia="宋体" w:hAnsi="Times New Roman" w:cs="Times New Roman"/>
-          <w:strike w:val="0"/>
           <w:kern w:val="0"/>
           <w:sz w:val="21"/>
           <w:szCs w:val="21"/>
-          <w:u w:val="none"/>
         </w:rPr>
         <w:drawing>
           <wp:inline>
@@ -13788,11 +13718,9 @@
       <w:r>
         <w:rPr>
           <w:rFonts w:ascii="Times New Roman" w:eastAsia="宋体" w:hAnsi="Times New Roman" w:cs="Times New Roman"/>
-          <w:strike w:val="0"/>
           <w:kern w:val="0"/>
           <w:sz w:val="21"/>
           <w:szCs w:val="21"/>
-          <w:u w:val="none"/>
         </w:rPr>
         <w:drawing>
           <wp:inline>
@@ -13850,11 +13778,9 @@
       <w:r>
         <w:rPr>
           <w:rFonts w:ascii="Times New Roman" w:eastAsia="宋体" w:hAnsi="Times New Roman" w:cs="Times New Roman"/>
-          <w:strike w:val="0"/>
           <w:kern w:val="0"/>
           <w:sz w:val="21"/>
           <w:szCs w:val="21"/>
-          <w:u w:val="none"/>
         </w:rPr>
         <w:drawing>
           <wp:inline>
@@ -13918,11 +13844,9 @@
       <w:r>
         <w:rPr>
           <w:rFonts w:ascii="Times New Roman" w:eastAsia="宋体" w:hAnsi="Times New Roman" w:cs="Times New Roman"/>
-          <w:strike w:val="0"/>
           <w:kern w:val="0"/>
           <w:sz w:val="21"/>
           <w:szCs w:val="21"/>
-          <w:u w:val="none"/>
         </w:rPr>
         <w:drawing>
           <wp:inline>
@@ -14054,7 +13978,7 @@
     <w:sectPr>
       <w:footerReference w:type="default" r:id="rId9"/>
       <w:pgSz w:w="11906" w:h="16838"/>
-      <w:pgMar w:top="720" w:right="720" w:bottom="720" w:left="720" w:header="720" w:footer="720" w:gutter="0"/>
+      <w:pgMar w:top="850" w:right="850" w:bottom="850" w:left="850" w:header="850" w:footer="850" w:gutter="0"/>
       <w:pgNumType w:start="1"/>
       <w:cols w:space="720"/>
       <w:docGrid w:linePitch="360"/>
@@ -14069,6 +13993,14 @@
     <w:pPr>
       <w:jc w:val="center"/>
     </w:pPr>
+    <w:r>
+      <w:rPr>
+        <w:rFonts w:ascii="Times New Roman" w:hAnsi="Times New Roman" w:eastAsia="宋体"/>
+        <w:sz w:val="21"/>
+        <w:szCs w:val="21"/>
+      </w:rPr>
+      <w:t xml:space="preserve">第9章·简单　</w:t>
+    </w:r>
     <w:r>
       <w:rPr>
         <w:rFonts w:ascii="Times New Roman" w:hAnsi="Times New Roman" w:eastAsia="宋体"/>

--- a/高中物理/高中物理同步/人教版必修3 第9章 静电场及其应用·简单卷（10题）.docx
+++ b/高中物理/高中物理同步/人教版必修3 第9章 静电场及其应用·简单卷（10题）.docx
@@ -14257,9 +14257,9 @@
   <w:docDefaults>
     <w:rPrDefault>
       <w:rPr>
-        <w:rFonts w:asciiTheme="minorHAnsi" w:eastAsiaTheme="minorEastAsia" w:hAnsiTheme="minorHAnsi" w:cstheme="minorBidi"/>
-        <w:sz w:val="22"/>
-        <w:szCs w:val="22"/>
+        <w:rFonts w:cstheme="minorBidi" w:ascii="Times New Roman" w:hAnsi="Times New Roman" w:eastAsia="宋体" w:cs="Times New Roman"/>
+        <w:sz w:val="21"/>
+        <w:szCs w:val="21"/>
         <w:lang w:val="en-US" w:eastAsia="en-US" w:bidi="ar-SA"/>
       </w:rPr>
     </w:rPrDefault>

--- a/高中物理/高中物理同步/人教版必修3 第9章 静电场及其应用·简单卷（10题）.docx
+++ b/高中物理/高中物理同步/人教版必修3 第9章 静电场及其应用·简单卷（10题）.docx
@@ -13988,14 +13988,14 @@
 </file>
 
 <file path=word/footer1.xml><?xml version="1.0" encoding="utf-8"?>
-<w:ftr xmlns:w="http://schemas.openxmlformats.org/wordprocessingml/2006/main" xmlns:r="http://schemas.openxmlformats.org/officeDocument/2006/relationships">
-  <w:p>
+<w:ftr xmlns:w="http://schemas.openxmlformats.org/wordprocessingml/2006/main">
+  <w:p xmlns:w="http://schemas.openxmlformats.org/wordprocessingml/2006/main">
     <w:pPr>
       <w:jc w:val="center"/>
     </w:pPr>
     <w:r>
       <w:rPr>
-        <w:rFonts w:ascii="Times New Roman" w:hAnsi="Times New Roman" w:eastAsia="宋体"/>
+        <w:rFonts w:ascii="Times New Roman" w:hAnsi="Times New Roman" w:eastAsia="宋体" w:cs="Times New Roman"/>
         <w:sz w:val="21"/>
         <w:szCs w:val="21"/>
       </w:rPr>
@@ -14003,47 +14003,107 @@
     </w:r>
     <w:r>
       <w:rPr>
-        <w:rFonts w:ascii="Times New Roman" w:hAnsi="Times New Roman" w:eastAsia="宋体"/>
+        <w:rFonts w:ascii="Times New Roman" w:hAnsi="Times New Roman" w:eastAsia="宋体" w:cs="Times New Roman"/>
         <w:sz w:val="21"/>
         <w:szCs w:val="21"/>
       </w:rPr>
-      <w:t xml:space="preserve">第</w:t>
+      <w:t>第</w:t>
     </w:r>
-    <w:fldSimple w:instr=" PAGE ">
-      <w:r>
-        <w:rPr>
-          <w:rFonts w:ascii="Times New Roman" w:hAnsi="Times New Roman" w:eastAsia="宋体"/>
-          <w:sz w:val="21"/>
-          <w:szCs w:val="21"/>
-        </w:rPr>
-        <w:t xml:space="preserve">1</w:t>
-      </w:r>
-    </w:fldSimple>
     <w:r>
       <w:rPr>
-        <w:rFonts w:ascii="Times New Roman" w:hAnsi="Times New Roman" w:eastAsia="宋体"/>
+        <w:rFonts w:ascii="Times New Roman" w:hAnsi="Times New Roman" w:eastAsia="宋体" w:cs="Times New Roman"/>
         <w:sz w:val="21"/>
         <w:szCs w:val="21"/>
       </w:rPr>
-      <w:t xml:space="preserve">页（共</w:t>
+      <w:fldChar w:fldCharType="begin"/>
     </w:r>
-    <w:fldSimple w:instr=" NUMPAGES ">
-      <w:r>
-        <w:rPr>
-          <w:rFonts w:ascii="Times New Roman" w:hAnsi="Times New Roman" w:eastAsia="宋体"/>
-          <w:sz w:val="21"/>
-          <w:szCs w:val="21"/>
-        </w:rPr>
-        <w:t xml:space="preserve">1</w:t>
-      </w:r>
-    </w:fldSimple>
     <w:r>
       <w:rPr>
-        <w:rFonts w:ascii="Times New Roman" w:hAnsi="Times New Roman" w:eastAsia="宋体"/>
+        <w:rFonts w:ascii="Times New Roman" w:hAnsi="Times New Roman" w:eastAsia="宋体" w:cs="Times New Roman"/>
         <w:sz w:val="21"/>
         <w:szCs w:val="21"/>
       </w:rPr>
-      <w:t xml:space="preserve">页）</w:t>
+      <w:instrText xml:space="preserve"> PAGE </w:instrText>
+    </w:r>
+    <w:r>
+      <w:rPr>
+        <w:rFonts w:ascii="Times New Roman" w:hAnsi="Times New Roman" w:eastAsia="宋体" w:cs="Times New Roman"/>
+        <w:sz w:val="21"/>
+        <w:szCs w:val="21"/>
+      </w:rPr>
+      <w:fldChar w:fldCharType="separate"/>
+    </w:r>
+    <w:r>
+      <w:rPr>
+        <w:rFonts w:ascii="Times New Roman" w:hAnsi="Times New Roman" w:eastAsia="宋体" w:cs="Times New Roman"/>
+        <w:sz w:val="21"/>
+        <w:szCs w:val="21"/>
+      </w:rPr>
+      <w:t>1</w:t>
+    </w:r>
+    <w:r>
+      <w:rPr>
+        <w:rFonts w:ascii="Times New Roman" w:hAnsi="Times New Roman" w:eastAsia="宋体" w:cs="Times New Roman"/>
+        <w:sz w:val="21"/>
+        <w:szCs w:val="21"/>
+      </w:rPr>
+      <w:fldChar w:fldCharType="end"/>
+    </w:r>
+    <w:r>
+      <w:rPr>
+        <w:rFonts w:ascii="Times New Roman" w:hAnsi="Times New Roman" w:eastAsia="宋体" w:cs="Times New Roman"/>
+        <w:sz w:val="21"/>
+        <w:szCs w:val="21"/>
+      </w:rPr>
+      <w:t>页（共</w:t>
+    </w:r>
+    <w:r>
+      <w:rPr>
+        <w:rFonts w:ascii="Times New Roman" w:hAnsi="Times New Roman" w:eastAsia="宋体" w:cs="Times New Roman"/>
+        <w:sz w:val="21"/>
+        <w:szCs w:val="21"/>
+      </w:rPr>
+      <w:fldChar w:fldCharType="begin"/>
+    </w:r>
+    <w:r>
+      <w:rPr>
+        <w:rFonts w:ascii="Times New Roman" w:hAnsi="Times New Roman" w:eastAsia="宋体" w:cs="Times New Roman"/>
+        <w:sz w:val="21"/>
+        <w:szCs w:val="21"/>
+      </w:rPr>
+      <w:instrText xml:space="preserve"> NUMPAGES </w:instrText>
+    </w:r>
+    <w:r>
+      <w:rPr>
+        <w:rFonts w:ascii="Times New Roman" w:hAnsi="Times New Roman" w:eastAsia="宋体" w:cs="Times New Roman"/>
+        <w:sz w:val="21"/>
+        <w:szCs w:val="21"/>
+      </w:rPr>
+      <w:fldChar w:fldCharType="separate"/>
+    </w:r>
+    <w:r>
+      <w:rPr>
+        <w:rFonts w:ascii="Times New Roman" w:hAnsi="Times New Roman" w:eastAsia="宋体" w:cs="Times New Roman"/>
+        <w:sz w:val="21"/>
+        <w:szCs w:val="21"/>
+      </w:rPr>
+      <w:t>10</w:t>
+    </w:r>
+    <w:r>
+      <w:rPr>
+        <w:rFonts w:ascii="Times New Roman" w:hAnsi="Times New Roman" w:eastAsia="宋体" w:cs="Times New Roman"/>
+        <w:sz w:val="21"/>
+        <w:szCs w:val="21"/>
+      </w:rPr>
+      <w:fldChar w:fldCharType="end"/>
+    </w:r>
+    <w:r>
+      <w:rPr>
+        <w:rFonts w:ascii="Times New Roman" w:hAnsi="Times New Roman" w:eastAsia="宋体" w:cs="Times New Roman"/>
+        <w:sz w:val="21"/>
+        <w:szCs w:val="21"/>
+      </w:rPr>
+      <w:t>页）</w:t>
     </w:r>
   </w:p>
 </w:ftr>
@@ -14257,15 +14317,14 @@
   <w:docDefaults>
     <w:rPrDefault>
       <w:rPr>
-        <w:rFonts w:cstheme="minorBidi" w:ascii="Times New Roman" w:hAnsi="Times New Roman" w:eastAsia="宋体" w:cs="Times New Roman"/>
+        <w:rFonts w:ascii="Times New Roman" w:hAnsi="Times New Roman" w:eastAsia="宋体" w:cs="Times New Roman"/>
         <w:sz w:val="21"/>
         <w:szCs w:val="21"/>
-        <w:lang w:val="en-US" w:eastAsia="en-US" w:bidi="ar-SA"/>
       </w:rPr>
     </w:rPrDefault>
     <w:pPrDefault>
       <w:pPr>
-        <w:spacing w:after="200" w:line="276" w:lineRule="auto"/>
+        <w:spacing w:before="0" w:after="0" w:line="300" w:lineRule="auto"/>
       </w:pPr>
     </w:pPrDefault>
   </w:docDefaults>

--- a/高中物理/高中物理同步/人教版必修3 第9章 静电场及其应用·简单卷（10题）.docx
+++ b/高中物理/高中物理同步/人教版必修3 第9章 静电场及其应用·简单卷（10题）.docx
@@ -13991,7 +13991,7 @@
 <w:ftr xmlns:w="http://schemas.openxmlformats.org/wordprocessingml/2006/main">
   <w:p xmlns:w="http://schemas.openxmlformats.org/wordprocessingml/2006/main">
     <w:pPr>
-      <w:jc w:val="center"/>
+      <w:jc w:val="left"/>
     </w:pPr>
     <w:r>
       <w:rPr>

--- a/高中物理/高中物理同步/人教版必修3 第9章 静电场及其应用·简单卷（10题）.docx
+++ b/高中物理/高中物理同步/人教版必修3 第9章 静电场及其应用·简单卷（10题）.docx
@@ -14071,31 +14071,7 @@
         <w:sz w:val="21"/>
         <w:szCs w:val="21"/>
       </w:rPr>
-      <w:instrText xml:space="preserve"> NUMPAGES </w:instrText>
-    </w:r>
-    <w:r>
-      <w:rPr>
-        <w:rFonts w:ascii="Times New Roman" w:hAnsi="Times New Roman" w:eastAsia="宋体" w:cs="Times New Roman"/>
-        <w:sz w:val="21"/>
-        <w:szCs w:val="21"/>
-      </w:rPr>
-      <w:fldChar w:fldCharType="separate"/>
-    </w:r>
-    <w:r>
-      <w:rPr>
-        <w:rFonts w:ascii="Times New Roman" w:hAnsi="Times New Roman" w:eastAsia="宋体" w:cs="Times New Roman"/>
-        <w:sz w:val="21"/>
-        <w:szCs w:val="21"/>
-      </w:rPr>
       <w:t>10</w:t>
-    </w:r>
-    <w:r>
-      <w:rPr>
-        <w:rFonts w:ascii="Times New Roman" w:hAnsi="Times New Roman" w:eastAsia="宋体" w:cs="Times New Roman"/>
-        <w:sz w:val="21"/>
-        <w:szCs w:val="21"/>
-      </w:rPr>
-      <w:fldChar w:fldCharType="end"/>
     </w:r>
     <w:r>
       <w:rPr>
